--- a/Защита в ОС/Лабы/ЛР № 1 Отчет.docx
+++ b/Защита в ОС/Лабы/ЛР № 1 Отчет.docx
@@ -747,6 +747,9 @@
         <w:jc w:val="center"/>
       </w:pPr>
       <w:r>
+        <w:rPr>
+          <w:noProof/>
+        </w:rPr>
         <w:drawing>
           <wp:inline distT="0" distB="0" distL="0" distR="0" wp14:anchorId="47217825" wp14:editId="5D9D7BF6">
             <wp:extent cx="4323116" cy="4210050"/>
@@ -790,6 +793,24 @@
         <w:jc w:val="center"/>
       </w:pPr>
       <w:r>
+        <w:t>Рис. 1 – Создание пользователя</w:t>
+      </w:r>
+    </w:p>
+    <w:p>
+      <w:pPr>
+        <w:pStyle w:val="a3"/>
+        <w:jc w:val="center"/>
+      </w:pPr>
+    </w:p>
+    <w:p>
+      <w:pPr>
+        <w:pStyle w:val="a3"/>
+        <w:jc w:val="center"/>
+      </w:pPr>
+      <w:r>
+        <w:rPr>
+          <w:noProof/>
+        </w:rPr>
         <w:drawing>
           <wp:inline distT="0" distB="0" distL="0" distR="0" wp14:anchorId="01B1729C" wp14:editId="0F8689FD">
             <wp:extent cx="3162741" cy="447737"/>
@@ -831,11 +852,32 @@
       <w:pPr>
         <w:pStyle w:val="a3"/>
         <w:jc w:val="center"/>
-        <w:rPr>
-          <w:lang w:val="en-US"/>
-        </w:rPr>
-      </w:pPr>
-      <w:r>
+      </w:pPr>
+    </w:p>
+    <w:p>
+      <w:pPr>
+        <w:pStyle w:val="a3"/>
+        <w:jc w:val="center"/>
+      </w:pPr>
+      <w:r>
+        <w:t>Рис. 2 – Создание пользователя из командной строки</w:t>
+      </w:r>
+    </w:p>
+    <w:p>
+      <w:pPr>
+        <w:pStyle w:val="a3"/>
+        <w:jc w:val="center"/>
+      </w:pPr>
+    </w:p>
+    <w:p>
+      <w:pPr>
+        <w:pStyle w:val="a3"/>
+        <w:jc w:val="center"/>
+      </w:pPr>
+      <w:r>
+        <w:rPr>
+          <w:noProof/>
+        </w:rPr>
         <w:drawing>
           <wp:inline distT="0" distB="0" distL="0" distR="0" wp14:anchorId="18037D2F" wp14:editId="58E645BF">
             <wp:extent cx="3191320" cy="1324160"/>
@@ -873,9 +915,802 @@
         </w:drawing>
       </w:r>
     </w:p>
+    <w:p>
+      <w:pPr>
+        <w:pStyle w:val="a3"/>
+        <w:jc w:val="center"/>
+      </w:pPr>
+      <w:r>
+        <w:t>Рис. 3 – Список созданных пользователей</w:t>
+      </w:r>
+    </w:p>
+    <w:p>
+      <w:pPr>
+        <w:pStyle w:val="a3"/>
+        <w:jc w:val="center"/>
+      </w:pPr>
+    </w:p>
+    <w:p>
+      <w:pPr>
+        <w:pStyle w:val="a3"/>
+        <w:jc w:val="center"/>
+      </w:pPr>
+    </w:p>
+    <w:p>
+      <w:pPr>
+        <w:pStyle w:val="a3"/>
+        <w:jc w:val="center"/>
+        <w:rPr>
+          <w:lang w:val="en-US"/>
+        </w:rPr>
+      </w:pPr>
+      <w:r>
+        <w:rPr>
+          <w:lang w:val="en-US"/>
+        </w:rPr>
+        <w:lastRenderedPageBreak/>
+        <w:drawing>
+          <wp:inline distT="0" distB="0" distL="0" distR="0" wp14:anchorId="05306F93" wp14:editId="2E35173F">
+            <wp:extent cx="5940425" cy="4289932"/>
+            <wp:effectExtent l="0" t="0" r="3175" b="0"/>
+            <wp:docPr id="7" name="Рисунок 7"/>
+            <wp:cNvGraphicFramePr>
+              <a:graphicFrameLocks xmlns:a="http://schemas.openxmlformats.org/drawingml/2006/main" noChangeAspect="1"/>
+            </wp:cNvGraphicFramePr>
+            <a:graphic xmlns:a="http://schemas.openxmlformats.org/drawingml/2006/main">
+              <a:graphicData uri="http://schemas.openxmlformats.org/drawingml/2006/picture">
+                <pic:pic xmlns:pic="http://schemas.openxmlformats.org/drawingml/2006/picture">
+                  <pic:nvPicPr>
+                    <pic:cNvPr id="0" name=""/>
+                    <pic:cNvPicPr/>
+                  </pic:nvPicPr>
+                  <pic:blipFill>
+                    <a:blip r:embed="rId10"/>
+                    <a:stretch>
+                      <a:fillRect/>
+                    </a:stretch>
+                  </pic:blipFill>
+                  <pic:spPr>
+                    <a:xfrm>
+                      <a:off x="0" y="0"/>
+                      <a:ext cx="5940425" cy="4289932"/>
+                    </a:xfrm>
+                    <a:prstGeom prst="rect">
+                      <a:avLst/>
+                    </a:prstGeom>
+                  </pic:spPr>
+                </pic:pic>
+              </a:graphicData>
+            </a:graphic>
+          </wp:inline>
+        </w:drawing>
+      </w:r>
+    </w:p>
+    <w:p>
+      <w:pPr>
+        <w:pStyle w:val="a3"/>
+        <w:jc w:val="center"/>
+      </w:pPr>
+      <w:r>
+        <w:t xml:space="preserve">Рис. </w:t>
+      </w:r>
+      <w:r>
+        <w:t xml:space="preserve">4 – </w:t>
+      </w:r>
+      <w:r>
+        <w:t>Изменение пароля пользователя</w:t>
+      </w:r>
+    </w:p>
+    <w:p>
+      <w:pPr>
+        <w:pStyle w:val="a3"/>
+        <w:jc w:val="center"/>
+        <w:rPr>
+          <w:lang w:val="en-US"/>
+        </w:rPr>
+      </w:pPr>
+    </w:p>
+    <w:p>
+      <w:pPr>
+        <w:pStyle w:val="a3"/>
+        <w:jc w:val="center"/>
+        <w:rPr>
+          <w:lang w:val="en-US"/>
+        </w:rPr>
+      </w:pPr>
+      <w:r>
+        <w:rPr>
+          <w:lang w:val="en-US"/>
+        </w:rPr>
+        <w:drawing>
+          <wp:inline distT="0" distB="0" distL="0" distR="0" wp14:anchorId="45C9923F" wp14:editId="60FC43DD">
+            <wp:extent cx="3962953" cy="4277322"/>
+            <wp:effectExtent l="0" t="0" r="0" b="9525"/>
+            <wp:docPr id="8" name="Рисунок 8"/>
+            <wp:cNvGraphicFramePr>
+              <a:graphicFrameLocks xmlns:a="http://schemas.openxmlformats.org/drawingml/2006/main" noChangeAspect="1"/>
+            </wp:cNvGraphicFramePr>
+            <a:graphic xmlns:a="http://schemas.openxmlformats.org/drawingml/2006/main">
+              <a:graphicData uri="http://schemas.openxmlformats.org/drawingml/2006/picture">
+                <pic:pic xmlns:pic="http://schemas.openxmlformats.org/drawingml/2006/picture">
+                  <pic:nvPicPr>
+                    <pic:cNvPr id="0" name=""/>
+                    <pic:cNvPicPr/>
+                  </pic:nvPicPr>
+                  <pic:blipFill>
+                    <a:blip r:embed="rId11"/>
+                    <a:stretch>
+                      <a:fillRect/>
+                    </a:stretch>
+                  </pic:blipFill>
+                  <pic:spPr>
+                    <a:xfrm>
+                      <a:off x="0" y="0"/>
+                      <a:ext cx="3962953" cy="4277322"/>
+                    </a:xfrm>
+                    <a:prstGeom prst="rect">
+                      <a:avLst/>
+                    </a:prstGeom>
+                  </pic:spPr>
+                </pic:pic>
+              </a:graphicData>
+            </a:graphic>
+          </wp:inline>
+        </w:drawing>
+      </w:r>
+    </w:p>
+    <w:p>
+      <w:pPr>
+        <w:pStyle w:val="a3"/>
+        <w:jc w:val="center"/>
+      </w:pPr>
+      <w:r>
+        <w:t xml:space="preserve">Рис. </w:t>
+      </w:r>
+      <w:r>
+        <w:t>5</w:t>
+      </w:r>
+      <w:r>
+        <w:t xml:space="preserve"> Отключение пользователя</w:t>
+      </w:r>
+    </w:p>
+    <w:p>
+      <w:pPr>
+        <w:pStyle w:val="a3"/>
+        <w:jc w:val="center"/>
+      </w:pPr>
+    </w:p>
+    <w:p>
+      <w:pPr>
+        <w:pStyle w:val="a3"/>
+        <w:jc w:val="center"/>
+      </w:pPr>
+      <w:r>
+        <w:lastRenderedPageBreak/>
+        <w:drawing>
+          <wp:inline distT="0" distB="0" distL="0" distR="0" wp14:anchorId="48C47257" wp14:editId="33635384">
+            <wp:extent cx="5940425" cy="4175281"/>
+            <wp:effectExtent l="0" t="0" r="3175" b="0"/>
+            <wp:docPr id="9" name="Рисунок 9"/>
+            <wp:cNvGraphicFramePr>
+              <a:graphicFrameLocks xmlns:a="http://schemas.openxmlformats.org/drawingml/2006/main" noChangeAspect="1"/>
+            </wp:cNvGraphicFramePr>
+            <a:graphic xmlns:a="http://schemas.openxmlformats.org/drawingml/2006/main">
+              <a:graphicData uri="http://schemas.openxmlformats.org/drawingml/2006/picture">
+                <pic:pic xmlns:pic="http://schemas.openxmlformats.org/drawingml/2006/picture">
+                  <pic:nvPicPr>
+                    <pic:cNvPr id="0" name=""/>
+                    <pic:cNvPicPr/>
+                  </pic:nvPicPr>
+                  <pic:blipFill>
+                    <a:blip r:embed="rId12"/>
+                    <a:stretch>
+                      <a:fillRect/>
+                    </a:stretch>
+                  </pic:blipFill>
+                  <pic:spPr>
+                    <a:xfrm>
+                      <a:off x="0" y="0"/>
+                      <a:ext cx="5940425" cy="4175281"/>
+                    </a:xfrm>
+                    <a:prstGeom prst="rect">
+                      <a:avLst/>
+                    </a:prstGeom>
+                  </pic:spPr>
+                </pic:pic>
+              </a:graphicData>
+            </a:graphic>
+          </wp:inline>
+        </w:drawing>
+      </w:r>
+    </w:p>
+    <w:p>
+      <w:pPr>
+        <w:pStyle w:val="a3"/>
+        <w:jc w:val="center"/>
+      </w:pPr>
+      <w:r>
+        <w:t xml:space="preserve">Рис. </w:t>
+      </w:r>
+      <w:r>
+        <w:t>6</w:t>
+      </w:r>
+      <w:r>
+        <w:t xml:space="preserve"> Удаление пользователя</w:t>
+      </w:r>
+    </w:p>
+    <w:p>
+      <w:pPr>
+        <w:pStyle w:val="a3"/>
+        <w:jc w:val="center"/>
+      </w:pPr>
+    </w:p>
+    <w:p>
+      <w:pPr>
+        <w:pStyle w:val="a3"/>
+        <w:jc w:val="center"/>
+      </w:pPr>
+      <w:r>
+        <w:drawing>
+          <wp:inline distT="0" distB="0" distL="0" distR="0" wp14:anchorId="0487B59D" wp14:editId="654F0686">
+            <wp:extent cx="5940425" cy="4568897"/>
+            <wp:effectExtent l="0" t="0" r="3175" b="3175"/>
+            <wp:docPr id="10" name="Рисунок 10"/>
+            <wp:cNvGraphicFramePr>
+              <a:graphicFrameLocks xmlns:a="http://schemas.openxmlformats.org/drawingml/2006/main" noChangeAspect="1"/>
+            </wp:cNvGraphicFramePr>
+            <a:graphic xmlns:a="http://schemas.openxmlformats.org/drawingml/2006/main">
+              <a:graphicData uri="http://schemas.openxmlformats.org/drawingml/2006/picture">
+                <pic:pic xmlns:pic="http://schemas.openxmlformats.org/drawingml/2006/picture">
+                  <pic:nvPicPr>
+                    <pic:cNvPr id="0" name=""/>
+                    <pic:cNvPicPr/>
+                  </pic:nvPicPr>
+                  <pic:blipFill>
+                    <a:blip r:embed="rId13"/>
+                    <a:stretch>
+                      <a:fillRect/>
+                    </a:stretch>
+                  </pic:blipFill>
+                  <pic:spPr>
+                    <a:xfrm>
+                      <a:off x="0" y="0"/>
+                      <a:ext cx="5940425" cy="4568897"/>
+                    </a:xfrm>
+                    <a:prstGeom prst="rect">
+                      <a:avLst/>
+                    </a:prstGeom>
+                  </pic:spPr>
+                </pic:pic>
+              </a:graphicData>
+            </a:graphic>
+          </wp:inline>
+        </w:drawing>
+      </w:r>
+    </w:p>
+    <w:p>
+      <w:pPr>
+        <w:pStyle w:val="a3"/>
+        <w:jc w:val="center"/>
+      </w:pPr>
+      <w:r>
+        <w:t xml:space="preserve">Рис. </w:t>
+      </w:r>
+      <w:r>
+        <w:t>7</w:t>
+      </w:r>
+      <w:r>
+        <w:t xml:space="preserve"> Группы пользователей</w:t>
+      </w:r>
+    </w:p>
+    <w:p>
+      <w:pPr>
+        <w:pStyle w:val="a3"/>
+        <w:jc w:val="center"/>
+        <w:rPr>
+          <w:lang w:val="en-US"/>
+        </w:rPr>
+      </w:pPr>
+      <w:r>
+        <w:rPr>
+          <w:lang w:val="en-US"/>
+        </w:rPr>
+        <w:lastRenderedPageBreak/>
+        <w:drawing>
+          <wp:inline distT="0" distB="0" distL="0" distR="0" wp14:anchorId="23BA2F41" wp14:editId="38B38BA8">
+            <wp:extent cx="5940425" cy="4376690"/>
+            <wp:effectExtent l="0" t="0" r="3175" b="5080"/>
+            <wp:docPr id="11" name="Рисунок 11"/>
+            <wp:cNvGraphicFramePr>
+              <a:graphicFrameLocks xmlns:a="http://schemas.openxmlformats.org/drawingml/2006/main" noChangeAspect="1"/>
+            </wp:cNvGraphicFramePr>
+            <a:graphic xmlns:a="http://schemas.openxmlformats.org/drawingml/2006/main">
+              <a:graphicData uri="http://schemas.openxmlformats.org/drawingml/2006/picture">
+                <pic:pic xmlns:pic="http://schemas.openxmlformats.org/drawingml/2006/picture">
+                  <pic:nvPicPr>
+                    <pic:cNvPr id="0" name=""/>
+                    <pic:cNvPicPr/>
+                  </pic:nvPicPr>
+                  <pic:blipFill>
+                    <a:blip r:embed="rId14"/>
+                    <a:stretch>
+                      <a:fillRect/>
+                    </a:stretch>
+                  </pic:blipFill>
+                  <pic:spPr>
+                    <a:xfrm>
+                      <a:off x="0" y="0"/>
+                      <a:ext cx="5940425" cy="4376690"/>
+                    </a:xfrm>
+                    <a:prstGeom prst="rect">
+                      <a:avLst/>
+                    </a:prstGeom>
+                  </pic:spPr>
+                </pic:pic>
+              </a:graphicData>
+            </a:graphic>
+          </wp:inline>
+        </w:drawing>
+      </w:r>
+    </w:p>
+    <w:p>
+      <w:pPr>
+        <w:pStyle w:val="a3"/>
+        <w:jc w:val="center"/>
+      </w:pPr>
+      <w:r>
+        <w:t>Рис. 10 Добавление пользователя «User2» в группу «Администраторы»</w:t>
+      </w:r>
+    </w:p>
+    <w:p>
+      <w:pPr>
+        <w:pStyle w:val="a3"/>
+        <w:jc w:val="center"/>
+      </w:pPr>
+    </w:p>
+    <w:p>
+      <w:pPr>
+        <w:pStyle w:val="a3"/>
+        <w:jc w:val="center"/>
+      </w:pPr>
+      <w:r>
+        <w:t>Рис.11 Скриншот с доступа</w:t>
+      </w:r>
+    </w:p>
+    <w:p>
+      <w:pPr>
+        <w:pStyle w:val="a3"/>
+        <w:jc w:val="center"/>
+      </w:pPr>
+      <w:r>
+        <w:drawing>
+          <wp:inline distT="0" distB="0" distL="0" distR="0" wp14:anchorId="5B018AF7" wp14:editId="653D04E3">
+            <wp:extent cx="5940425" cy="4272765"/>
+            <wp:effectExtent l="0" t="0" r="3175" b="0"/>
+            <wp:docPr id="12" name="Рисунок 12"/>
+            <wp:cNvGraphicFramePr>
+              <a:graphicFrameLocks xmlns:a="http://schemas.openxmlformats.org/drawingml/2006/main" noChangeAspect="1"/>
+            </wp:cNvGraphicFramePr>
+            <a:graphic xmlns:a="http://schemas.openxmlformats.org/drawingml/2006/main">
+              <a:graphicData uri="http://schemas.openxmlformats.org/drawingml/2006/picture">
+                <pic:pic xmlns:pic="http://schemas.openxmlformats.org/drawingml/2006/picture">
+                  <pic:nvPicPr>
+                    <pic:cNvPr id="0" name=""/>
+                    <pic:cNvPicPr/>
+                  </pic:nvPicPr>
+                  <pic:blipFill>
+                    <a:blip r:embed="rId15"/>
+                    <a:stretch>
+                      <a:fillRect/>
+                    </a:stretch>
+                  </pic:blipFill>
+                  <pic:spPr>
+                    <a:xfrm>
+                      <a:off x="0" y="0"/>
+                      <a:ext cx="5940425" cy="4272765"/>
+                    </a:xfrm>
+                    <a:prstGeom prst="rect">
+                      <a:avLst/>
+                    </a:prstGeom>
+                  </pic:spPr>
+                </pic:pic>
+              </a:graphicData>
+            </a:graphic>
+          </wp:inline>
+        </w:drawing>
+      </w:r>
+    </w:p>
+    <w:p>
+      <w:pPr>
+        <w:pStyle w:val="a3"/>
+        <w:jc w:val="center"/>
+      </w:pPr>
+      <w:r>
+        <w:t>Рис.12 Окно настройки политики блокировки учетных записей пользователей</w:t>
+      </w:r>
+    </w:p>
+    <w:p>
+      <w:pPr>
+        <w:pStyle w:val="a3"/>
+        <w:jc w:val="center"/>
+      </w:pPr>
+      <w:r>
+        <w:lastRenderedPageBreak/>
+        <w:drawing>
+          <wp:inline distT="0" distB="0" distL="0" distR="0" wp14:anchorId="70F16C87" wp14:editId="78DD5EBE">
+            <wp:extent cx="5940425" cy="6232265"/>
+            <wp:effectExtent l="0" t="0" r="3175" b="0"/>
+            <wp:docPr id="13" name="Рисунок 13"/>
+            <wp:cNvGraphicFramePr>
+              <a:graphicFrameLocks xmlns:a="http://schemas.openxmlformats.org/drawingml/2006/main" noChangeAspect="1"/>
+            </wp:cNvGraphicFramePr>
+            <a:graphic xmlns:a="http://schemas.openxmlformats.org/drawingml/2006/main">
+              <a:graphicData uri="http://schemas.openxmlformats.org/drawingml/2006/picture">
+                <pic:pic xmlns:pic="http://schemas.openxmlformats.org/drawingml/2006/picture">
+                  <pic:nvPicPr>
+                    <pic:cNvPr id="0" name=""/>
+                    <pic:cNvPicPr/>
+                  </pic:nvPicPr>
+                  <pic:blipFill>
+                    <a:blip r:embed="rId16"/>
+                    <a:stretch>
+                      <a:fillRect/>
+                    </a:stretch>
+                  </pic:blipFill>
+                  <pic:spPr>
+                    <a:xfrm>
+                      <a:off x="0" y="0"/>
+                      <a:ext cx="5940425" cy="6232265"/>
+                    </a:xfrm>
+                    <a:prstGeom prst="rect">
+                      <a:avLst/>
+                    </a:prstGeom>
+                  </pic:spPr>
+                </pic:pic>
+              </a:graphicData>
+            </a:graphic>
+          </wp:inline>
+        </w:drawing>
+      </w:r>
+    </w:p>
+    <w:p>
+      <w:pPr>
+        <w:pStyle w:val="a3"/>
+        <w:jc w:val="center"/>
+      </w:pPr>
+      <w:r>
+        <w:t>Рис.13 Окно настройки политики аудита для параметра локальной безопасности «Аудит входа в систему»</w:t>
+      </w:r>
+    </w:p>
+    <w:p>
+      <w:pPr>
+        <w:pStyle w:val="a3"/>
+        <w:jc w:val="center"/>
+      </w:pPr>
+      <w:r>
+        <w:lastRenderedPageBreak/>
+        <w:drawing>
+          <wp:inline distT="0" distB="0" distL="0" distR="0" wp14:anchorId="5F8887D9" wp14:editId="13D06E2B">
+            <wp:extent cx="5940425" cy="4197966"/>
+            <wp:effectExtent l="0" t="0" r="3175" b="0"/>
+            <wp:docPr id="14" name="Рисунок 14"/>
+            <wp:cNvGraphicFramePr>
+              <a:graphicFrameLocks xmlns:a="http://schemas.openxmlformats.org/drawingml/2006/main" noChangeAspect="1"/>
+            </wp:cNvGraphicFramePr>
+            <a:graphic xmlns:a="http://schemas.openxmlformats.org/drawingml/2006/main">
+              <a:graphicData uri="http://schemas.openxmlformats.org/drawingml/2006/picture">
+                <pic:pic xmlns:pic="http://schemas.openxmlformats.org/drawingml/2006/picture">
+                  <pic:nvPicPr>
+                    <pic:cNvPr id="0" name=""/>
+                    <pic:cNvPicPr/>
+                  </pic:nvPicPr>
+                  <pic:blipFill>
+                    <a:blip r:embed="rId17"/>
+                    <a:stretch>
+                      <a:fillRect/>
+                    </a:stretch>
+                  </pic:blipFill>
+                  <pic:spPr>
+                    <a:xfrm>
+                      <a:off x="0" y="0"/>
+                      <a:ext cx="5940425" cy="4197966"/>
+                    </a:xfrm>
+                    <a:prstGeom prst="rect">
+                      <a:avLst/>
+                    </a:prstGeom>
+                  </pic:spPr>
+                </pic:pic>
+              </a:graphicData>
+            </a:graphic>
+          </wp:inline>
+        </w:drawing>
+      </w:r>
+    </w:p>
+    <w:p>
+      <w:pPr>
+        <w:pStyle w:val="a3"/>
+        <w:jc w:val="center"/>
+      </w:pPr>
+      <w:r>
+        <w:t>Рис.14 Окно просмотра событий</w:t>
+      </w:r>
+    </w:p>
+    <w:p>
+      <w:pPr>
+        <w:pStyle w:val="a3"/>
+        <w:jc w:val="center"/>
+      </w:pPr>
+      <w:r>
+        <w:lastRenderedPageBreak/>
+        <w:drawing>
+          <wp:inline distT="0" distB="0" distL="0" distR="0" wp14:anchorId="3E1F3566" wp14:editId="4E50525C">
+            <wp:extent cx="5940425" cy="6388609"/>
+            <wp:effectExtent l="0" t="0" r="3175" b="0"/>
+            <wp:docPr id="15" name="Рисунок 15"/>
+            <wp:cNvGraphicFramePr>
+              <a:graphicFrameLocks xmlns:a="http://schemas.openxmlformats.org/drawingml/2006/main" noChangeAspect="1"/>
+            </wp:cNvGraphicFramePr>
+            <a:graphic xmlns:a="http://schemas.openxmlformats.org/drawingml/2006/main">
+              <a:graphicData uri="http://schemas.openxmlformats.org/drawingml/2006/picture">
+                <pic:pic xmlns:pic="http://schemas.openxmlformats.org/drawingml/2006/picture">
+                  <pic:nvPicPr>
+                    <pic:cNvPr id="0" name=""/>
+                    <pic:cNvPicPr/>
+                  </pic:nvPicPr>
+                  <pic:blipFill>
+                    <a:blip r:embed="rId18"/>
+                    <a:stretch>
+                      <a:fillRect/>
+                    </a:stretch>
+                  </pic:blipFill>
+                  <pic:spPr>
+                    <a:xfrm>
+                      <a:off x="0" y="0"/>
+                      <a:ext cx="5940425" cy="6388609"/>
+                    </a:xfrm>
+                    <a:prstGeom prst="rect">
+                      <a:avLst/>
+                    </a:prstGeom>
+                  </pic:spPr>
+                </pic:pic>
+              </a:graphicData>
+            </a:graphic>
+          </wp:inline>
+        </w:drawing>
+      </w:r>
+    </w:p>
+    <w:p>
+      <w:pPr>
+        <w:pStyle w:val="a3"/>
+        <w:jc w:val="center"/>
+      </w:pPr>
+      <w:r>
+        <w:t>Рис.15 Политика завершения работы</w:t>
+      </w:r>
+    </w:p>
+    <w:p>
+      <w:pPr>
+        <w:pStyle w:val="a3"/>
+        <w:jc w:val="center"/>
+      </w:pPr>
+      <w:r>
+        <w:lastRenderedPageBreak/>
+        <w:drawing>
+          <wp:inline distT="0" distB="0" distL="0" distR="0" wp14:anchorId="7A74781F" wp14:editId="61314242">
+            <wp:extent cx="5940425" cy="6721527"/>
+            <wp:effectExtent l="0" t="0" r="3175" b="3175"/>
+            <wp:docPr id="16" name="Рисунок 16"/>
+            <wp:cNvGraphicFramePr>
+              <a:graphicFrameLocks xmlns:a="http://schemas.openxmlformats.org/drawingml/2006/main" noChangeAspect="1"/>
+            </wp:cNvGraphicFramePr>
+            <a:graphic xmlns:a="http://schemas.openxmlformats.org/drawingml/2006/main">
+              <a:graphicData uri="http://schemas.openxmlformats.org/drawingml/2006/picture">
+                <pic:pic xmlns:pic="http://schemas.openxmlformats.org/drawingml/2006/picture">
+                  <pic:nvPicPr>
+                    <pic:cNvPr id="0" name=""/>
+                    <pic:cNvPicPr/>
+                  </pic:nvPicPr>
+                  <pic:blipFill>
+                    <a:blip r:embed="rId19"/>
+                    <a:stretch>
+                      <a:fillRect/>
+                    </a:stretch>
+                  </pic:blipFill>
+                  <pic:spPr>
+                    <a:xfrm>
+                      <a:off x="0" y="0"/>
+                      <a:ext cx="5940425" cy="6721527"/>
+                    </a:xfrm>
+                    <a:prstGeom prst="rect">
+                      <a:avLst/>
+                    </a:prstGeom>
+                  </pic:spPr>
+                </pic:pic>
+              </a:graphicData>
+            </a:graphic>
+          </wp:inline>
+        </w:drawing>
+      </w:r>
+    </w:p>
+    <w:p>
+      <w:pPr>
+        <w:pStyle w:val="a3"/>
+        <w:jc w:val="center"/>
+      </w:pPr>
+      <w:r>
+        <w:t>Рис.16 Политика безопасности</w:t>
+      </w:r>
+    </w:p>
+    <w:p>
+      <w:pPr>
+        <w:pStyle w:val="a3"/>
+        <w:jc w:val="center"/>
+      </w:pPr>
+      <w:r>
+        <w:lastRenderedPageBreak/>
+        <w:drawing>
+          <wp:inline distT="0" distB="0" distL="0" distR="0" wp14:anchorId="39C7C7B3" wp14:editId="4045032E">
+            <wp:extent cx="5940425" cy="4259890"/>
+            <wp:effectExtent l="0" t="0" r="3175" b="7620"/>
+            <wp:docPr id="17" name="Рисунок 17"/>
+            <wp:cNvGraphicFramePr>
+              <a:graphicFrameLocks xmlns:a="http://schemas.openxmlformats.org/drawingml/2006/main" noChangeAspect="1"/>
+            </wp:cNvGraphicFramePr>
+            <a:graphic xmlns:a="http://schemas.openxmlformats.org/drawingml/2006/main">
+              <a:graphicData uri="http://schemas.openxmlformats.org/drawingml/2006/picture">
+                <pic:pic xmlns:pic="http://schemas.openxmlformats.org/drawingml/2006/picture">
+                  <pic:nvPicPr>
+                    <pic:cNvPr id="0" name=""/>
+                    <pic:cNvPicPr/>
+                  </pic:nvPicPr>
+                  <pic:blipFill>
+                    <a:blip r:embed="rId20"/>
+                    <a:stretch>
+                      <a:fillRect/>
+                    </a:stretch>
+                  </pic:blipFill>
+                  <pic:spPr>
+                    <a:xfrm>
+                      <a:off x="0" y="0"/>
+                      <a:ext cx="5940425" cy="4259890"/>
+                    </a:xfrm>
+                    <a:prstGeom prst="rect">
+                      <a:avLst/>
+                    </a:prstGeom>
+                  </pic:spPr>
+                </pic:pic>
+              </a:graphicData>
+            </a:graphic>
+          </wp:inline>
+        </w:drawing>
+      </w:r>
+    </w:p>
+    <w:p>
+      <w:pPr>
+        <w:pStyle w:val="a3"/>
+        <w:jc w:val="center"/>
+      </w:pPr>
+      <w:r>
+        <w:t>Рис.17 Политика ограничения доступа</w:t>
+      </w:r>
+    </w:p>
+    <w:p>
+      <w:pPr>
+        <w:pStyle w:val="a3"/>
+        <w:jc w:val="center"/>
+      </w:pPr>
+      <w:r>
+        <w:tab/>
+      </w:r>
+      <w:r>
+        <w:drawing>
+          <wp:inline distT="0" distB="0" distL="0" distR="0" wp14:anchorId="3297DDCB" wp14:editId="072485AC">
+            <wp:extent cx="5940425" cy="1333616"/>
+            <wp:effectExtent l="0" t="0" r="3175" b="0"/>
+            <wp:docPr id="18" name="Рисунок 18"/>
+            <wp:cNvGraphicFramePr>
+              <a:graphicFrameLocks xmlns:a="http://schemas.openxmlformats.org/drawingml/2006/main" noChangeAspect="1"/>
+            </wp:cNvGraphicFramePr>
+            <a:graphic xmlns:a="http://schemas.openxmlformats.org/drawingml/2006/main">
+              <a:graphicData uri="http://schemas.openxmlformats.org/drawingml/2006/picture">
+                <pic:pic xmlns:pic="http://schemas.openxmlformats.org/drawingml/2006/picture">
+                  <pic:nvPicPr>
+                    <pic:cNvPr id="0" name=""/>
+                    <pic:cNvPicPr/>
+                  </pic:nvPicPr>
+                  <pic:blipFill>
+                    <a:blip r:embed="rId21"/>
+                    <a:stretch>
+                      <a:fillRect/>
+                    </a:stretch>
+                  </pic:blipFill>
+                  <pic:spPr>
+                    <a:xfrm>
+                      <a:off x="0" y="0"/>
+                      <a:ext cx="5940425" cy="1333616"/>
+                    </a:xfrm>
+                    <a:prstGeom prst="rect">
+                      <a:avLst/>
+                    </a:prstGeom>
+                  </pic:spPr>
+                </pic:pic>
+              </a:graphicData>
+            </a:graphic>
+          </wp:inline>
+        </w:drawing>
+      </w:r>
+    </w:p>
+    <w:p>
+      <w:pPr>
+        <w:pStyle w:val="a3"/>
+        <w:jc w:val="center"/>
+      </w:pPr>
+      <w:r>
+        <w:t>Рис.18 Новая политика ограничения доступа</w:t>
+      </w:r>
+    </w:p>
+    <w:p>
+      <w:pPr>
+        <w:pStyle w:val="a3"/>
+        <w:jc w:val="center"/>
+      </w:pPr>
+      <w:r>
+        <w:lastRenderedPageBreak/>
+        <w:drawing>
+          <wp:inline distT="0" distB="0" distL="0" distR="0" wp14:anchorId="1F28D18E" wp14:editId="7BFC05A8">
+            <wp:extent cx="5940425" cy="5448711"/>
+            <wp:effectExtent l="0" t="0" r="3175" b="0"/>
+            <wp:docPr id="19" name="Рисунок 19"/>
+            <wp:cNvGraphicFramePr>
+              <a:graphicFrameLocks xmlns:a="http://schemas.openxmlformats.org/drawingml/2006/main" noChangeAspect="1"/>
+            </wp:cNvGraphicFramePr>
+            <a:graphic xmlns:a="http://schemas.openxmlformats.org/drawingml/2006/main">
+              <a:graphicData uri="http://schemas.openxmlformats.org/drawingml/2006/picture">
+                <pic:pic xmlns:pic="http://schemas.openxmlformats.org/drawingml/2006/picture">
+                  <pic:nvPicPr>
+                    <pic:cNvPr id="0" name=""/>
+                    <pic:cNvPicPr/>
+                  </pic:nvPicPr>
+                  <pic:blipFill>
+                    <a:blip r:embed="rId22"/>
+                    <a:stretch>
+                      <a:fillRect/>
+                    </a:stretch>
+                  </pic:blipFill>
+                  <pic:spPr>
+                    <a:xfrm>
+                      <a:off x="0" y="0"/>
+                      <a:ext cx="5940425" cy="5448711"/>
+                    </a:xfrm>
+                    <a:prstGeom prst="rect">
+                      <a:avLst/>
+                    </a:prstGeom>
+                  </pic:spPr>
+                </pic:pic>
+              </a:graphicData>
+            </a:graphic>
+          </wp:inline>
+        </w:drawing>
+      </w:r>
+    </w:p>
+    <w:p>
+      <w:pPr>
+        <w:pStyle w:val="a3"/>
+        <w:jc w:val="center"/>
+      </w:pPr>
+      <w:r>
+        <w:t>Рис.19 Создание правила для хэша</w:t>
+      </w:r>
+    </w:p>
+    <w:p>
+      <w:pPr>
+        <w:pStyle w:val="a3"/>
+        <w:jc w:val="center"/>
+      </w:pPr>
+    </w:p>
     <w:sectPr>
-      <w:headerReference w:type="default" r:id="rId10"/>
-      <w:footerReference w:type="default" r:id="rId11"/>
+      <w:headerReference w:type="default" r:id="rId23"/>
+      <w:footerReference w:type="default" r:id="rId24"/>
       <w:type w:val="continuous"/>
       <w:pgSz w:w="11910" w:h="16840"/>
       <w:pgMar w:top="567" w:right="992" w:bottom="709" w:left="992" w:header="993" w:footer="737" w:gutter="0"/>
@@ -1377,7 +2212,6 @@
   <w:style w:type="character" w:default="1" w:styleId="a0">
     <w:name w:val="Default Paragraph Font"/>
     <w:uiPriority w:val="1"/>
-    <w:semiHidden/>
     <w:unhideWhenUsed/>
   </w:style>
   <w:style w:type="table" w:default="1" w:styleId="a1">

--- a/Защита в ОС/Лабы/ЛР № 1 Отчет.docx
+++ b/Защита в ОС/Лабы/ЛР № 1 Отчет.docx
@@ -30,7 +30,7 @@
                     </pic:cNvPicPr>
                   </pic:nvPicPr>
                   <pic:blipFill>
-                    <a:blip r:embed="rId6">
+                    <a:blip r:embed="rId7">
                       <a:extLst>
                         <a:ext uri="{28A0092B-C50C-407E-A947-70E740481C1C}">
                           <a14:useLocalDpi xmlns:a14="http://schemas.microsoft.com/office/drawing/2010/main" val="0"/>
@@ -725,6 +725,438 @@
         <w:pStyle w:val="a3"/>
       </w:pPr>
       <w:r>
+        <w:t>Теория:</w:t>
+      </w:r>
+    </w:p>
+    <w:p>
+      <w:pPr>
+        <w:pStyle w:val="a3"/>
+      </w:pPr>
+      <w:r>
+        <w:rPr>
+          <w:b/>
+          <w:bCs/>
+        </w:rPr>
+        <w:t>Группы пользователей</w:t>
+      </w:r>
+      <w:r>
+        <w:t xml:space="preserve"> в операционной системе ПК нужны для упрощения управления разрешениями нескольких учётных записей. Это позволяет: </w:t>
+      </w:r>
+    </w:p>
+    <w:p>
+      <w:pPr>
+        <w:pStyle w:val="a3"/>
+        <w:numPr>
+          <w:ilvl w:val="0"/>
+          <w:numId w:val="5"/>
+        </w:numPr>
+      </w:pPr>
+      <w:r>
+        <w:t>Централизованно управлять разрешениями без необходимости настраивать каждую учётную запись отдельно.</w:t>
+      </w:r>
+    </w:p>
+    <w:p>
+      <w:pPr>
+        <w:pStyle w:val="a3"/>
+        <w:numPr>
+          <w:ilvl w:val="0"/>
+          <w:numId w:val="5"/>
+        </w:numPr>
+      </w:pPr>
+      <w:r>
+        <w:t>Ограничить доступ пользователей к функциям системы, которые они не должны изменять.</w:t>
+      </w:r>
+    </w:p>
+    <w:p>
+      <w:pPr>
+        <w:pStyle w:val="a3"/>
+        <w:numPr>
+          <w:ilvl w:val="0"/>
+          <w:numId w:val="5"/>
+        </w:numPr>
+      </w:pPr>
+      <w:r>
+        <w:t>Устанавливать разные уровни доступа для приложений, доступных в сети компании.</w:t>
+      </w:r>
+    </w:p>
+    <w:p>
+      <w:pPr>
+        <w:pStyle w:val="a3"/>
+      </w:pPr>
+      <w:r>
+        <w:t>Назначая группам права доступа, администратор может:</w:t>
+      </w:r>
+    </w:p>
+    <w:p>
+      <w:pPr>
+        <w:pStyle w:val="a3"/>
+        <w:numPr>
+          <w:ilvl w:val="0"/>
+          <w:numId w:val="6"/>
+        </w:numPr>
+      </w:pPr>
+      <w:r>
+        <w:rPr>
+          <w:b/>
+          <w:bCs/>
+        </w:rPr>
+        <w:t>Разрешить или запретить</w:t>
+      </w:r>
+      <w:r>
+        <w:t xml:space="preserve"> пользователям выполнение определённого действия, например, архивацию данных или завершение работы компьютера.</w:t>
+      </w:r>
+    </w:p>
+    <w:p>
+      <w:pPr>
+        <w:pStyle w:val="a3"/>
+        <w:numPr>
+          <w:ilvl w:val="0"/>
+          <w:numId w:val="6"/>
+        </w:numPr>
+      </w:pPr>
+      <w:r>
+        <w:rPr>
+          <w:b/>
+          <w:bCs/>
+        </w:rPr>
+        <w:t>Предотвратить нежелательный доступ</w:t>
+      </w:r>
+      <w:r>
+        <w:t xml:space="preserve"> — например, если пользователи в группе имеют доступ к конфиденциальной информации, к которой не должны иметь доступ другие пользователи.</w:t>
+      </w:r>
+    </w:p>
+    <w:p>
+      <w:pPr>
+        <w:pStyle w:val="a3"/>
+      </w:pPr>
+      <w:r>
+        <w:rPr>
+          <w:b/>
+          <w:bCs/>
+        </w:rPr>
+        <w:t>Политика информационной безопасности</w:t>
+      </w:r>
+      <w:r>
+        <w:t xml:space="preserve"> — это набор правил, процедур и практик, которые регулируют управление информационными ресурсами организации и обеспечивают их защиту от различных угроз, таких как несанкционированный доступ, взлом, утечка данных.</w:t>
+      </w:r>
+    </w:p>
+    <w:p>
+      <w:pPr>
+        <w:pStyle w:val="a3"/>
+      </w:pPr>
+      <w:r>
+        <w:rPr>
+          <w:b/>
+          <w:bCs/>
+        </w:rPr>
+        <w:t>Основная задача политики</w:t>
+      </w:r>
+      <w:r>
+        <w:t xml:space="preserve"> — задать единые правила для всех участников процесса: ИТ, руководства, персонала, подрядчиков. Например, политика определяет: </w:t>
+      </w:r>
+    </w:p>
+    <w:p>
+      <w:pPr>
+        <w:pStyle w:val="a3"/>
+        <w:numPr>
+          <w:ilvl w:val="0"/>
+          <w:numId w:val="1"/>
+        </w:numPr>
+      </w:pPr>
+      <w:r>
+        <w:t>какие данные подлежат защите;</w:t>
+      </w:r>
+    </w:p>
+    <w:p>
+      <w:pPr>
+        <w:pStyle w:val="a3"/>
+        <w:numPr>
+          <w:ilvl w:val="0"/>
+          <w:numId w:val="1"/>
+        </w:numPr>
+      </w:pPr>
+      <w:r>
+        <w:t>какие угрозы и инциденты считаются приоритетными;</w:t>
+      </w:r>
+    </w:p>
+    <w:p>
+      <w:pPr>
+        <w:pStyle w:val="a3"/>
+        <w:numPr>
+          <w:ilvl w:val="0"/>
+          <w:numId w:val="1"/>
+        </w:numPr>
+      </w:pPr>
+      <w:r>
+        <w:t>как выстроены уровни доступа и контроль;</w:t>
+      </w:r>
+    </w:p>
+    <w:p>
+      <w:pPr>
+        <w:pStyle w:val="a3"/>
+        <w:numPr>
+          <w:ilvl w:val="0"/>
+          <w:numId w:val="1"/>
+        </w:numPr>
+      </w:pPr>
+      <w:r>
+        <w:t>кто принимает решения и отвечает за реализацию;</w:t>
+      </w:r>
+    </w:p>
+    <w:p>
+      <w:pPr>
+        <w:pStyle w:val="a3"/>
+        <w:numPr>
+          <w:ilvl w:val="0"/>
+          <w:numId w:val="1"/>
+        </w:numPr>
+      </w:pPr>
+      <w:r>
+        <w:t>какие меры применяются в случае сбоев или атак.</w:t>
+      </w:r>
+    </w:p>
+    <w:p>
+      <w:pPr>
+        <w:pStyle w:val="a3"/>
+      </w:pPr>
+      <w:r>
+        <w:rPr>
+          <w:b/>
+          <w:bCs/>
+        </w:rPr>
+        <w:t>Разработка политики информационной безопасности</w:t>
+      </w:r>
+      <w:r>
+        <w:t xml:space="preserve"> включает несколько этапов: </w:t>
+      </w:r>
+    </w:p>
+    <w:p>
+      <w:pPr>
+        <w:pStyle w:val="a3"/>
+        <w:numPr>
+          <w:ilvl w:val="0"/>
+          <w:numId w:val="2"/>
+        </w:numPr>
+      </w:pPr>
+      <w:r>
+        <w:t>Анализ уязвимостей и угроз</w:t>
+      </w:r>
+    </w:p>
+    <w:p>
+      <w:pPr>
+        <w:pStyle w:val="a3"/>
+        <w:numPr>
+          <w:ilvl w:val="0"/>
+          <w:numId w:val="2"/>
+        </w:numPr>
+      </w:pPr>
+      <w:r>
+        <w:t>Определение целей и приоритетов</w:t>
+      </w:r>
+    </w:p>
+    <w:p>
+      <w:pPr>
+        <w:pStyle w:val="a3"/>
+        <w:numPr>
+          <w:ilvl w:val="0"/>
+          <w:numId w:val="2"/>
+        </w:numPr>
+      </w:pPr>
+      <w:r>
+        <w:t>Разработка конкретных политик и процедур</w:t>
+      </w:r>
+    </w:p>
+    <w:p>
+      <w:pPr>
+        <w:pStyle w:val="a3"/>
+      </w:pPr>
+      <w:r>
+        <w:rPr>
+          <w:b/>
+          <w:bCs/>
+        </w:rPr>
+        <w:t>Цели политики</w:t>
+      </w:r>
+      <w:r>
+        <w:t xml:space="preserve"> определяются с учётом конкретной</w:t>
+      </w:r>
+      <w:r>
+        <w:t xml:space="preserve"> ситуации</w:t>
+      </w:r>
+      <w:r>
+        <w:t xml:space="preserve">. Некоторые цели: </w:t>
+      </w:r>
+    </w:p>
+    <w:p>
+      <w:pPr>
+        <w:pStyle w:val="a3"/>
+        <w:numPr>
+          <w:ilvl w:val="0"/>
+          <w:numId w:val="3"/>
+        </w:numPr>
+      </w:pPr>
+      <w:r>
+        <w:t>защита конфиденциальной, персональной и служебной информации;</w:t>
+      </w:r>
+    </w:p>
+    <w:p>
+      <w:pPr>
+        <w:pStyle w:val="a3"/>
+        <w:numPr>
+          <w:ilvl w:val="0"/>
+          <w:numId w:val="3"/>
+        </w:numPr>
+      </w:pPr>
+      <w:r>
+        <w:t>обеспечение стабильности ключевых систем;</w:t>
+      </w:r>
+    </w:p>
+    <w:p>
+      <w:pPr>
+        <w:pStyle w:val="a3"/>
+        <w:numPr>
+          <w:ilvl w:val="0"/>
+          <w:numId w:val="3"/>
+        </w:numPr>
+      </w:pPr>
+      <w:r>
+        <w:t>создание прозрачных правил доступа и использования информационных ресурсов;</w:t>
+      </w:r>
+    </w:p>
+    <w:p>
+      <w:pPr>
+        <w:pStyle w:val="a3"/>
+        <w:numPr>
+          <w:ilvl w:val="0"/>
+          <w:numId w:val="3"/>
+        </w:numPr>
+      </w:pPr>
+      <w:r>
+        <w:t>выработка стандартов взаимодействия с внешними поставщиками и подрядчиками.</w:t>
+      </w:r>
+    </w:p>
+    <w:p>
+      <w:pPr>
+        <w:pStyle w:val="a3"/>
+      </w:pPr>
+      <w:r>
+        <w:rPr>
+          <w:b/>
+          <w:bCs/>
+        </w:rPr>
+        <w:t>Аудит информационной безопасности (ИБ)</w:t>
+      </w:r>
+      <w:r>
+        <w:t xml:space="preserve"> — это процесс оценки системы </w:t>
+      </w:r>
+      <w:r>
+        <w:lastRenderedPageBreak/>
+        <w:t xml:space="preserve">защиты информации в организации с целью выявления уязвимостей, оценки рисков и разработки рекомендаций по улучшению защиты. В ходе аудита проверяются как технические, так и организационные меры, которые обеспечивают защиту информации. </w:t>
+      </w:r>
+    </w:p>
+    <w:p>
+      <w:pPr>
+        <w:pStyle w:val="a3"/>
+      </w:pPr>
+      <w:r>
+        <w:rPr>
+          <w:b/>
+          <w:bCs/>
+        </w:rPr>
+        <w:t>Результат аудита</w:t>
+      </w:r>
+      <w:r>
+        <w:t xml:space="preserve"> — отчёт с оценкой текущего состояния защиты информации, выявленными слабыми местами в процессах обеспечения ИБ и рекомендациями по усовершенствованию системы безопасности. </w:t>
+      </w:r>
+    </w:p>
+    <w:p>
+      <w:pPr>
+        <w:pStyle w:val="a3"/>
+        <w:rPr>
+          <w:b/>
+          <w:bCs/>
+        </w:rPr>
+      </w:pPr>
+      <w:r>
+        <w:rPr>
+          <w:b/>
+          <w:bCs/>
+        </w:rPr>
+        <w:t>Цели</w:t>
+      </w:r>
+    </w:p>
+    <w:p>
+      <w:pPr>
+        <w:pStyle w:val="a3"/>
+        <w:numPr>
+          <w:ilvl w:val="0"/>
+          <w:numId w:val="4"/>
+        </w:numPr>
+      </w:pPr>
+      <w:r>
+        <w:t>Обнаружение уязвимостей — выявление слабых мест в системе, которые могут быть использованы злоумышленниками (устаревшие компоненты, незащищённые данные, неправильные настройки безопасности).</w:t>
+      </w:r>
+    </w:p>
+    <w:p>
+      <w:pPr>
+        <w:pStyle w:val="a3"/>
+        <w:numPr>
+          <w:ilvl w:val="0"/>
+          <w:numId w:val="4"/>
+        </w:numPr>
+      </w:pPr>
+      <w:r>
+        <w:t>Оценка рисков — анализ рисков для активов предприятия — от отдельных сведений до систем и процессов.</w:t>
+      </w:r>
+    </w:p>
+    <w:p>
+      <w:pPr>
+        <w:pStyle w:val="a3"/>
+        <w:numPr>
+          <w:ilvl w:val="0"/>
+          <w:numId w:val="4"/>
+        </w:numPr>
+      </w:pPr>
+      <w:r>
+        <w:t>Проверка соответствия — проверка, соответствует ли система защиты информации актуальным стандартам и регламентам.</w:t>
+      </w:r>
+    </w:p>
+    <w:p>
+      <w:pPr>
+        <w:pStyle w:val="a3"/>
+        <w:numPr>
+          <w:ilvl w:val="0"/>
+          <w:numId w:val="4"/>
+        </w:numPr>
+      </w:pPr>
+      <w:r>
+        <w:t>Улучшение эффективности — аудит помогает определить, насколько эффективно функционирует система управления информационной безопасностью (СУИБ) и насколько быстро и точно она способна</w:t>
+      </w:r>
+      <w:r>
+        <w:t xml:space="preserve"> реагировать на угрозы.</w:t>
+      </w:r>
+    </w:p>
+    <w:p>
+      <w:pPr>
+        <w:pStyle w:val="a3"/>
+      </w:pPr>
+    </w:p>
+    <w:p>
+      <w:pPr>
+        <w:pStyle w:val="a3"/>
+      </w:pPr>
+    </w:p>
+    <w:p>
+      <w:pPr>
+        <w:pStyle w:val="a3"/>
+        <w:jc w:val="center"/>
+      </w:pPr>
+    </w:p>
+    <w:p>
+      <w:pPr>
+        <w:pStyle w:val="a3"/>
+      </w:pPr>
+      <w:r>
         <w:t>Задание 1:</w:t>
       </w:r>
     </w:p>
@@ -766,7 +1198,7 @@
                     <pic:cNvPicPr/>
                   </pic:nvPicPr>
                   <pic:blipFill>
-                    <a:blip r:embed="rId7"/>
+                    <a:blip r:embed="rId8"/>
                     <a:stretch>
                       <a:fillRect/>
                     </a:stretch>
@@ -827,7 +1259,7 @@
                     <pic:cNvPicPr/>
                   </pic:nvPicPr>
                   <pic:blipFill>
-                    <a:blip r:embed="rId8"/>
+                    <a:blip r:embed="rId9"/>
                     <a:stretch>
                       <a:fillRect/>
                     </a:stretch>
@@ -894,7 +1326,7 @@
                     <pic:cNvPicPr/>
                   </pic:nvPicPr>
                   <pic:blipFill>
-                    <a:blip r:embed="rId9"/>
+                    <a:blip r:embed="rId10"/>
                     <a:stretch>
                       <a:fillRect/>
                     </a:stretch>
@@ -946,87 +1378,14 @@
       </w:pPr>
       <w:r>
         <w:rPr>
+          <w:noProof/>
           <w:lang w:val="en-US"/>
         </w:rPr>
-        <w:lastRenderedPageBreak/>
         <w:drawing>
           <wp:inline distT="0" distB="0" distL="0" distR="0" wp14:anchorId="05306F93" wp14:editId="2E35173F">
             <wp:extent cx="5940425" cy="4289932"/>
             <wp:effectExtent l="0" t="0" r="3175" b="0"/>
             <wp:docPr id="7" name="Рисунок 7"/>
-            <wp:cNvGraphicFramePr>
-              <a:graphicFrameLocks xmlns:a="http://schemas.openxmlformats.org/drawingml/2006/main" noChangeAspect="1"/>
-            </wp:cNvGraphicFramePr>
-            <a:graphic xmlns:a="http://schemas.openxmlformats.org/drawingml/2006/main">
-              <a:graphicData uri="http://schemas.openxmlformats.org/drawingml/2006/picture">
-                <pic:pic xmlns:pic="http://schemas.openxmlformats.org/drawingml/2006/picture">
-                  <pic:nvPicPr>
-                    <pic:cNvPr id="0" name=""/>
-                    <pic:cNvPicPr/>
-                  </pic:nvPicPr>
-                  <pic:blipFill>
-                    <a:blip r:embed="rId10"/>
-                    <a:stretch>
-                      <a:fillRect/>
-                    </a:stretch>
-                  </pic:blipFill>
-                  <pic:spPr>
-                    <a:xfrm>
-                      <a:off x="0" y="0"/>
-                      <a:ext cx="5940425" cy="4289932"/>
-                    </a:xfrm>
-                    <a:prstGeom prst="rect">
-                      <a:avLst/>
-                    </a:prstGeom>
-                  </pic:spPr>
-                </pic:pic>
-              </a:graphicData>
-            </a:graphic>
-          </wp:inline>
-        </w:drawing>
-      </w:r>
-    </w:p>
-    <w:p>
-      <w:pPr>
-        <w:pStyle w:val="a3"/>
-        <w:jc w:val="center"/>
-      </w:pPr>
-      <w:r>
-        <w:t xml:space="preserve">Рис. </w:t>
-      </w:r>
-      <w:r>
-        <w:t xml:space="preserve">4 – </w:t>
-      </w:r>
-      <w:r>
-        <w:t>Изменение пароля пользователя</w:t>
-      </w:r>
-    </w:p>
-    <w:p>
-      <w:pPr>
-        <w:pStyle w:val="a3"/>
-        <w:jc w:val="center"/>
-        <w:rPr>
-          <w:lang w:val="en-US"/>
-        </w:rPr>
-      </w:pPr>
-    </w:p>
-    <w:p>
-      <w:pPr>
-        <w:pStyle w:val="a3"/>
-        <w:jc w:val="center"/>
-        <w:rPr>
-          <w:lang w:val="en-US"/>
-        </w:rPr>
-      </w:pPr>
-      <w:r>
-        <w:rPr>
-          <w:lang w:val="en-US"/>
-        </w:rPr>
-        <w:drawing>
-          <wp:inline distT="0" distB="0" distL="0" distR="0" wp14:anchorId="45C9923F" wp14:editId="60FC43DD">
-            <wp:extent cx="3962953" cy="4277322"/>
-            <wp:effectExtent l="0" t="0" r="0" b="9525"/>
-            <wp:docPr id="8" name="Рисунок 8"/>
             <wp:cNvGraphicFramePr>
               <a:graphicFrameLocks xmlns:a="http://schemas.openxmlformats.org/drawingml/2006/main" noChangeAspect="1"/>
             </wp:cNvGraphicFramePr>
@@ -1046,7 +1405,7 @@
                   <pic:spPr>
                     <a:xfrm>
                       <a:off x="0" y="0"/>
-                      <a:ext cx="3962953" cy="4277322"/>
+                      <a:ext cx="5940425" cy="4289932"/>
                     </a:xfrm>
                     <a:prstGeom prst="rect">
                       <a:avLst/>
@@ -1068,30 +1427,40 @@
         <w:t xml:space="preserve">Рис. </w:t>
       </w:r>
       <w:r>
-        <w:t>5</w:t>
-      </w:r>
-      <w:r>
-        <w:t xml:space="preserve"> Отключение пользователя</w:t>
-      </w:r>
-    </w:p>
-    <w:p>
-      <w:pPr>
-        <w:pStyle w:val="a3"/>
-        <w:jc w:val="center"/>
-      </w:pPr>
-    </w:p>
-    <w:p>
-      <w:pPr>
-        <w:pStyle w:val="a3"/>
-        <w:jc w:val="center"/>
-      </w:pPr>
-      <w:r>
+        <w:t xml:space="preserve">4 – </w:t>
+      </w:r>
+      <w:r>
+        <w:t>Изменение пароля пользователя</w:t>
+      </w:r>
+    </w:p>
+    <w:p>
+      <w:pPr>
+        <w:pStyle w:val="a3"/>
+        <w:jc w:val="center"/>
+        <w:rPr>
+          <w:lang w:val="en-US"/>
+        </w:rPr>
+      </w:pPr>
+    </w:p>
+    <w:p>
+      <w:pPr>
+        <w:pStyle w:val="a3"/>
+        <w:jc w:val="center"/>
+        <w:rPr>
+          <w:lang w:val="en-US"/>
+        </w:rPr>
+      </w:pPr>
+      <w:r>
+        <w:rPr>
+          <w:noProof/>
+          <w:lang w:val="en-US"/>
+        </w:rPr>
         <w:lastRenderedPageBreak/>
         <w:drawing>
-          <wp:inline distT="0" distB="0" distL="0" distR="0" wp14:anchorId="48C47257" wp14:editId="33635384">
-            <wp:extent cx="5940425" cy="4175281"/>
-            <wp:effectExtent l="0" t="0" r="3175" b="0"/>
-            <wp:docPr id="9" name="Рисунок 9"/>
+          <wp:inline distT="0" distB="0" distL="0" distR="0" wp14:anchorId="45C9923F" wp14:editId="60FC43DD">
+            <wp:extent cx="3962953" cy="4277322"/>
+            <wp:effectExtent l="0" t="0" r="0" b="9525"/>
+            <wp:docPr id="8" name="Рисунок 8"/>
             <wp:cNvGraphicFramePr>
               <a:graphicFrameLocks xmlns:a="http://schemas.openxmlformats.org/drawingml/2006/main" noChangeAspect="1"/>
             </wp:cNvGraphicFramePr>
@@ -1111,7 +1480,7 @@
                   <pic:spPr>
                     <a:xfrm>
                       <a:off x="0" y="0"/>
-                      <a:ext cx="5940425" cy="4175281"/>
+                      <a:ext cx="3962953" cy="4277322"/>
                     </a:xfrm>
                     <a:prstGeom prst="rect">
                       <a:avLst/>
@@ -1133,29 +1502,32 @@
         <w:t xml:space="preserve">Рис. </w:t>
       </w:r>
       <w:r>
-        <w:t>6</w:t>
-      </w:r>
-      <w:r>
-        <w:t xml:space="preserve"> Удаление пользователя</w:t>
-      </w:r>
-    </w:p>
-    <w:p>
-      <w:pPr>
-        <w:pStyle w:val="a3"/>
-        <w:jc w:val="center"/>
-      </w:pPr>
-    </w:p>
-    <w:p>
-      <w:pPr>
-        <w:pStyle w:val="a3"/>
-        <w:jc w:val="center"/>
-      </w:pPr>
-      <w:r>
+        <w:t>5</w:t>
+      </w:r>
+      <w:r>
+        <w:t xml:space="preserve"> Отключение пользователя</w:t>
+      </w:r>
+    </w:p>
+    <w:p>
+      <w:pPr>
+        <w:pStyle w:val="a3"/>
+        <w:jc w:val="center"/>
+      </w:pPr>
+    </w:p>
+    <w:p>
+      <w:pPr>
+        <w:pStyle w:val="a3"/>
+        <w:jc w:val="center"/>
+      </w:pPr>
+      <w:r>
+        <w:rPr>
+          <w:noProof/>
+        </w:rPr>
         <w:drawing>
-          <wp:inline distT="0" distB="0" distL="0" distR="0" wp14:anchorId="0487B59D" wp14:editId="654F0686">
-            <wp:extent cx="5940425" cy="4568897"/>
-            <wp:effectExtent l="0" t="0" r="3175" b="3175"/>
-            <wp:docPr id="10" name="Рисунок 10"/>
+          <wp:inline distT="0" distB="0" distL="0" distR="0" wp14:anchorId="48C47257" wp14:editId="33635384">
+            <wp:extent cx="5940425" cy="4175281"/>
+            <wp:effectExtent l="0" t="0" r="3175" b="0"/>
+            <wp:docPr id="9" name="Рисунок 9"/>
             <wp:cNvGraphicFramePr>
               <a:graphicFrameLocks xmlns:a="http://schemas.openxmlformats.org/drawingml/2006/main" noChangeAspect="1"/>
             </wp:cNvGraphicFramePr>
@@ -1175,7 +1547,7 @@
                   <pic:spPr>
                     <a:xfrm>
                       <a:off x="0" y="0"/>
-                      <a:ext cx="5940425" cy="4568897"/>
+                      <a:ext cx="5940425" cy="4175281"/>
                     </a:xfrm>
                     <a:prstGeom prst="rect">
                       <a:avLst/>
@@ -1197,30 +1569,33 @@
         <w:t xml:space="preserve">Рис. </w:t>
       </w:r>
       <w:r>
-        <w:t>7</w:t>
-      </w:r>
-      <w:r>
-        <w:t xml:space="preserve"> Группы пользователей</w:t>
-      </w:r>
-    </w:p>
-    <w:p>
-      <w:pPr>
-        <w:pStyle w:val="a3"/>
-        <w:jc w:val="center"/>
-        <w:rPr>
-          <w:lang w:val="en-US"/>
-        </w:rPr>
-      </w:pPr>
-      <w:r>
-        <w:rPr>
-          <w:lang w:val="en-US"/>
+        <w:t>6</w:t>
+      </w:r>
+      <w:r>
+        <w:t xml:space="preserve"> Удаление пользователя</w:t>
+      </w:r>
+    </w:p>
+    <w:p>
+      <w:pPr>
+        <w:pStyle w:val="a3"/>
+        <w:jc w:val="center"/>
+      </w:pPr>
+    </w:p>
+    <w:p>
+      <w:pPr>
+        <w:pStyle w:val="a3"/>
+        <w:jc w:val="center"/>
+      </w:pPr>
+      <w:r>
+        <w:rPr>
+          <w:noProof/>
         </w:rPr>
         <w:lastRenderedPageBreak/>
         <w:drawing>
-          <wp:inline distT="0" distB="0" distL="0" distR="0" wp14:anchorId="23BA2F41" wp14:editId="38B38BA8">
-            <wp:extent cx="5940425" cy="4376690"/>
-            <wp:effectExtent l="0" t="0" r="3175" b="5080"/>
-            <wp:docPr id="11" name="Рисунок 11"/>
+          <wp:inline distT="0" distB="0" distL="0" distR="0" wp14:anchorId="0487B59D" wp14:editId="654F0686">
+            <wp:extent cx="5940425" cy="4568897"/>
+            <wp:effectExtent l="0" t="0" r="3175" b="3175"/>
+            <wp:docPr id="10" name="Рисунок 10"/>
             <wp:cNvGraphicFramePr>
               <a:graphicFrameLocks xmlns:a="http://schemas.openxmlformats.org/drawingml/2006/main" noChangeAspect="1"/>
             </wp:cNvGraphicFramePr>
@@ -1240,7 +1615,7 @@
                   <pic:spPr>
                     <a:xfrm>
                       <a:off x="0" y="0"/>
-                      <a:ext cx="5940425" cy="4376690"/>
+                      <a:ext cx="5940425" cy="4568897"/>
                     </a:xfrm>
                     <a:prstGeom prst="rect">
                       <a:avLst/>
@@ -1259,35 +1634,33 @@
         <w:jc w:val="center"/>
       </w:pPr>
       <w:r>
-        <w:t>Рис. 10 Добавление пользователя «User2» в группу «Администраторы»</w:t>
-      </w:r>
-    </w:p>
-    <w:p>
-      <w:pPr>
-        <w:pStyle w:val="a3"/>
-        <w:jc w:val="center"/>
-      </w:pPr>
-    </w:p>
-    <w:p>
-      <w:pPr>
-        <w:pStyle w:val="a3"/>
-        <w:jc w:val="center"/>
-      </w:pPr>
-      <w:r>
-        <w:t>Рис.11 Скриншот с доступа</w:t>
-      </w:r>
-    </w:p>
-    <w:p>
-      <w:pPr>
-        <w:pStyle w:val="a3"/>
-        <w:jc w:val="center"/>
-      </w:pPr>
-      <w:r>
+        <w:t xml:space="preserve">Рис. </w:t>
+      </w:r>
+      <w:r>
+        <w:t>7</w:t>
+      </w:r>
+      <w:r>
+        <w:t xml:space="preserve"> Группы пользователей</w:t>
+      </w:r>
+    </w:p>
+    <w:p>
+      <w:pPr>
+        <w:pStyle w:val="a3"/>
+        <w:jc w:val="center"/>
+        <w:rPr>
+          <w:lang w:val="en-US"/>
+        </w:rPr>
+      </w:pPr>
+      <w:r>
+        <w:rPr>
+          <w:noProof/>
+          <w:lang w:val="en-US"/>
+        </w:rPr>
         <w:drawing>
-          <wp:inline distT="0" distB="0" distL="0" distR="0" wp14:anchorId="5B018AF7" wp14:editId="653D04E3">
-            <wp:extent cx="5940425" cy="4272765"/>
-            <wp:effectExtent l="0" t="0" r="3175" b="0"/>
-            <wp:docPr id="12" name="Рисунок 12"/>
+          <wp:inline distT="0" distB="0" distL="0" distR="0" wp14:anchorId="23BA2F41" wp14:editId="38B38BA8">
+            <wp:extent cx="5940425" cy="4376690"/>
+            <wp:effectExtent l="0" t="0" r="3175" b="5080"/>
+            <wp:docPr id="11" name="Рисунок 11"/>
             <wp:cNvGraphicFramePr>
               <a:graphicFrameLocks xmlns:a="http://schemas.openxmlformats.org/drawingml/2006/main" noChangeAspect="1"/>
             </wp:cNvGraphicFramePr>
@@ -1307,7 +1680,7 @@
                   <pic:spPr>
                     <a:xfrm>
                       <a:off x="0" y="0"/>
-                      <a:ext cx="5940425" cy="4272765"/>
+                      <a:ext cx="5940425" cy="4376690"/>
                     </a:xfrm>
                     <a:prstGeom prst="rect">
                       <a:avLst/>
@@ -1326,8 +1699,14 @@
         <w:jc w:val="center"/>
       </w:pPr>
       <w:r>
-        <w:t>Рис.12 Окно настройки политики блокировки учетных записей пользователей</w:t>
-      </w:r>
+        <w:t>Рис. 10 Добавление пользователя «User2» в группу «Администраторы»</w:t>
+      </w:r>
+    </w:p>
+    <w:p>
+      <w:pPr>
+        <w:pStyle w:val="a3"/>
+        <w:jc w:val="center"/>
+      </w:pPr>
     </w:p>
     <w:p>
       <w:pPr>
@@ -1336,11 +1715,23 @@
       </w:pPr>
       <w:r>
         <w:lastRenderedPageBreak/>
+        <w:t>Рис.11 Скриншот с доступа</w:t>
+      </w:r>
+    </w:p>
+    <w:p>
+      <w:pPr>
+        <w:pStyle w:val="a3"/>
+        <w:jc w:val="center"/>
+      </w:pPr>
+      <w:r>
+        <w:rPr>
+          <w:noProof/>
+        </w:rPr>
         <w:drawing>
-          <wp:inline distT="0" distB="0" distL="0" distR="0" wp14:anchorId="70F16C87" wp14:editId="78DD5EBE">
-            <wp:extent cx="5940425" cy="6232265"/>
+          <wp:inline distT="0" distB="0" distL="0" distR="0" wp14:anchorId="5B018AF7" wp14:editId="653D04E3">
+            <wp:extent cx="5940425" cy="4272765"/>
             <wp:effectExtent l="0" t="0" r="3175" b="0"/>
-            <wp:docPr id="13" name="Рисунок 13"/>
+            <wp:docPr id="12" name="Рисунок 12"/>
             <wp:cNvGraphicFramePr>
               <a:graphicFrameLocks xmlns:a="http://schemas.openxmlformats.org/drawingml/2006/main" noChangeAspect="1"/>
             </wp:cNvGraphicFramePr>
@@ -1360,7 +1751,7 @@
                   <pic:spPr>
                     <a:xfrm>
                       <a:off x="0" y="0"/>
-                      <a:ext cx="5940425" cy="6232265"/>
+                      <a:ext cx="5940425" cy="4272765"/>
                     </a:xfrm>
                     <a:prstGeom prst="rect">
                       <a:avLst/>
@@ -1379,21 +1770,24 @@
         <w:jc w:val="center"/>
       </w:pPr>
       <w:r>
-        <w:t>Рис.13 Окно настройки политики аудита для параметра локальной безопасности «Аудит входа в систему»</w:t>
-      </w:r>
-    </w:p>
-    <w:p>
-      <w:pPr>
-        <w:pStyle w:val="a3"/>
-        <w:jc w:val="center"/>
-      </w:pPr>
-      <w:r>
+        <w:t>Рис.12 Окно настройки политики блокировки учетных записей пользователей</w:t>
+      </w:r>
+    </w:p>
+    <w:p>
+      <w:pPr>
+        <w:pStyle w:val="a3"/>
+        <w:jc w:val="center"/>
+      </w:pPr>
+      <w:r>
+        <w:rPr>
+          <w:noProof/>
+        </w:rPr>
         <w:lastRenderedPageBreak/>
         <w:drawing>
-          <wp:inline distT="0" distB="0" distL="0" distR="0" wp14:anchorId="5F8887D9" wp14:editId="13D06E2B">
-            <wp:extent cx="5940425" cy="4197966"/>
+          <wp:inline distT="0" distB="0" distL="0" distR="0" wp14:anchorId="70F16C87" wp14:editId="78DD5EBE">
+            <wp:extent cx="5940425" cy="6232265"/>
             <wp:effectExtent l="0" t="0" r="3175" b="0"/>
-            <wp:docPr id="14" name="Рисунок 14"/>
+            <wp:docPr id="13" name="Рисунок 13"/>
             <wp:cNvGraphicFramePr>
               <a:graphicFrameLocks xmlns:a="http://schemas.openxmlformats.org/drawingml/2006/main" noChangeAspect="1"/>
             </wp:cNvGraphicFramePr>
@@ -1413,7 +1807,7 @@
                   <pic:spPr>
                     <a:xfrm>
                       <a:off x="0" y="0"/>
-                      <a:ext cx="5940425" cy="4197966"/>
+                      <a:ext cx="5940425" cy="6232265"/>
                     </a:xfrm>
                     <a:prstGeom prst="rect">
                       <a:avLst/>
@@ -1432,21 +1826,24 @@
         <w:jc w:val="center"/>
       </w:pPr>
       <w:r>
-        <w:t>Рис.14 Окно просмотра событий</w:t>
-      </w:r>
-    </w:p>
-    <w:p>
-      <w:pPr>
-        <w:pStyle w:val="a3"/>
-        <w:jc w:val="center"/>
-      </w:pPr>
-      <w:r>
+        <w:t>Рис.13 Окно настройки политики аудита для параметра локальной безопасности «Аудит входа в систему»</w:t>
+      </w:r>
+    </w:p>
+    <w:p>
+      <w:pPr>
+        <w:pStyle w:val="a3"/>
+        <w:jc w:val="center"/>
+      </w:pPr>
+      <w:r>
+        <w:rPr>
+          <w:noProof/>
+        </w:rPr>
         <w:lastRenderedPageBreak/>
         <w:drawing>
-          <wp:inline distT="0" distB="0" distL="0" distR="0" wp14:anchorId="3E1F3566" wp14:editId="4E50525C">
-            <wp:extent cx="5940425" cy="6388609"/>
+          <wp:inline distT="0" distB="0" distL="0" distR="0" wp14:anchorId="5F8887D9" wp14:editId="13D06E2B">
+            <wp:extent cx="5940425" cy="4197966"/>
             <wp:effectExtent l="0" t="0" r="3175" b="0"/>
-            <wp:docPr id="15" name="Рисунок 15"/>
+            <wp:docPr id="14" name="Рисунок 14"/>
             <wp:cNvGraphicFramePr>
               <a:graphicFrameLocks xmlns:a="http://schemas.openxmlformats.org/drawingml/2006/main" noChangeAspect="1"/>
             </wp:cNvGraphicFramePr>
@@ -1466,7 +1863,7 @@
                   <pic:spPr>
                     <a:xfrm>
                       <a:off x="0" y="0"/>
-                      <a:ext cx="5940425" cy="6388609"/>
+                      <a:ext cx="5940425" cy="4197966"/>
                     </a:xfrm>
                     <a:prstGeom prst="rect">
                       <a:avLst/>
@@ -1485,21 +1882,24 @@
         <w:jc w:val="center"/>
       </w:pPr>
       <w:r>
-        <w:t>Рис.15 Политика завершения работы</w:t>
-      </w:r>
-    </w:p>
-    <w:p>
-      <w:pPr>
-        <w:pStyle w:val="a3"/>
-        <w:jc w:val="center"/>
-      </w:pPr>
-      <w:r>
+        <w:t>Рис.14 Окно просмотра событий</w:t>
+      </w:r>
+    </w:p>
+    <w:p>
+      <w:pPr>
+        <w:pStyle w:val="a3"/>
+        <w:jc w:val="center"/>
+      </w:pPr>
+      <w:r>
+        <w:rPr>
+          <w:noProof/>
+        </w:rPr>
         <w:lastRenderedPageBreak/>
         <w:drawing>
-          <wp:inline distT="0" distB="0" distL="0" distR="0" wp14:anchorId="7A74781F" wp14:editId="61314242">
-            <wp:extent cx="5940425" cy="6721527"/>
-            <wp:effectExtent l="0" t="0" r="3175" b="3175"/>
-            <wp:docPr id="16" name="Рисунок 16"/>
+          <wp:inline distT="0" distB="0" distL="0" distR="0" wp14:anchorId="3E1F3566" wp14:editId="4E50525C">
+            <wp:extent cx="5940425" cy="6388609"/>
+            <wp:effectExtent l="0" t="0" r="3175" b="0"/>
+            <wp:docPr id="15" name="Рисунок 15"/>
             <wp:cNvGraphicFramePr>
               <a:graphicFrameLocks xmlns:a="http://schemas.openxmlformats.org/drawingml/2006/main" noChangeAspect="1"/>
             </wp:cNvGraphicFramePr>
@@ -1519,7 +1919,7 @@
                   <pic:spPr>
                     <a:xfrm>
                       <a:off x="0" y="0"/>
-                      <a:ext cx="5940425" cy="6721527"/>
+                      <a:ext cx="5940425" cy="6388609"/>
                     </a:xfrm>
                     <a:prstGeom prst="rect">
                       <a:avLst/>
@@ -1538,21 +1938,24 @@
         <w:jc w:val="center"/>
       </w:pPr>
       <w:r>
-        <w:t>Рис.16 Политика безопасности</w:t>
-      </w:r>
-    </w:p>
-    <w:p>
-      <w:pPr>
-        <w:pStyle w:val="a3"/>
-        <w:jc w:val="center"/>
-      </w:pPr>
-      <w:r>
+        <w:t>Рис.15 Политика завершения работы</w:t>
+      </w:r>
+    </w:p>
+    <w:p>
+      <w:pPr>
+        <w:pStyle w:val="a3"/>
+        <w:jc w:val="center"/>
+      </w:pPr>
+      <w:r>
+        <w:rPr>
+          <w:noProof/>
+        </w:rPr>
         <w:lastRenderedPageBreak/>
         <w:drawing>
-          <wp:inline distT="0" distB="0" distL="0" distR="0" wp14:anchorId="39C7C7B3" wp14:editId="4045032E">
-            <wp:extent cx="5940425" cy="4259890"/>
-            <wp:effectExtent l="0" t="0" r="3175" b="7620"/>
-            <wp:docPr id="17" name="Рисунок 17"/>
+          <wp:inline distT="0" distB="0" distL="0" distR="0" wp14:anchorId="7A74781F" wp14:editId="61314242">
+            <wp:extent cx="5940425" cy="6721527"/>
+            <wp:effectExtent l="0" t="0" r="3175" b="3175"/>
+            <wp:docPr id="16" name="Рисунок 16"/>
             <wp:cNvGraphicFramePr>
               <a:graphicFrameLocks xmlns:a="http://schemas.openxmlformats.org/drawingml/2006/main" noChangeAspect="1"/>
             </wp:cNvGraphicFramePr>
@@ -1572,7 +1975,7 @@
                   <pic:spPr>
                     <a:xfrm>
                       <a:off x="0" y="0"/>
-                      <a:ext cx="5940425" cy="4259890"/>
+                      <a:ext cx="5940425" cy="6721527"/>
                     </a:xfrm>
                     <a:prstGeom prst="rect">
                       <a:avLst/>
@@ -1591,23 +1994,24 @@
         <w:jc w:val="center"/>
       </w:pPr>
       <w:r>
-        <w:t>Рис.17 Политика ограничения доступа</w:t>
-      </w:r>
-    </w:p>
-    <w:p>
-      <w:pPr>
-        <w:pStyle w:val="a3"/>
-        <w:jc w:val="center"/>
-      </w:pPr>
-      <w:r>
-        <w:tab/>
-      </w:r>
-      <w:r>
+        <w:t>Рис.16 Политика безопасности</w:t>
+      </w:r>
+    </w:p>
+    <w:p>
+      <w:pPr>
+        <w:pStyle w:val="a3"/>
+        <w:jc w:val="center"/>
+      </w:pPr>
+      <w:r>
+        <w:rPr>
+          <w:noProof/>
+        </w:rPr>
+        <w:lastRenderedPageBreak/>
         <w:drawing>
-          <wp:inline distT="0" distB="0" distL="0" distR="0" wp14:anchorId="3297DDCB" wp14:editId="072485AC">
-            <wp:extent cx="5940425" cy="1333616"/>
-            <wp:effectExtent l="0" t="0" r="3175" b="0"/>
-            <wp:docPr id="18" name="Рисунок 18"/>
+          <wp:inline distT="0" distB="0" distL="0" distR="0" wp14:anchorId="39C7C7B3" wp14:editId="4045032E">
+            <wp:extent cx="5940425" cy="4259890"/>
+            <wp:effectExtent l="0" t="0" r="3175" b="7620"/>
+            <wp:docPr id="17" name="Рисунок 17"/>
             <wp:cNvGraphicFramePr>
               <a:graphicFrameLocks xmlns:a="http://schemas.openxmlformats.org/drawingml/2006/main" noChangeAspect="1"/>
             </wp:cNvGraphicFramePr>
@@ -1627,7 +2031,7 @@
                   <pic:spPr>
                     <a:xfrm>
                       <a:off x="0" y="0"/>
-                      <a:ext cx="5940425" cy="1333616"/>
+                      <a:ext cx="5940425" cy="4259890"/>
                     </a:xfrm>
                     <a:prstGeom prst="rect">
                       <a:avLst/>
@@ -1646,21 +2050,26 @@
         <w:jc w:val="center"/>
       </w:pPr>
       <w:r>
-        <w:t>Рис.18 Новая политика ограничения доступа</w:t>
-      </w:r>
-    </w:p>
-    <w:p>
-      <w:pPr>
-        <w:pStyle w:val="a3"/>
-        <w:jc w:val="center"/>
-      </w:pPr>
-      <w:r>
-        <w:lastRenderedPageBreak/>
+        <w:t>Рис.17 Политика ограничения доступа</w:t>
+      </w:r>
+    </w:p>
+    <w:p>
+      <w:pPr>
+        <w:pStyle w:val="a3"/>
+        <w:jc w:val="center"/>
+      </w:pPr>
+      <w:r>
+        <w:tab/>
+      </w:r>
+      <w:r>
+        <w:rPr>
+          <w:noProof/>
+        </w:rPr>
         <w:drawing>
-          <wp:inline distT="0" distB="0" distL="0" distR="0" wp14:anchorId="1F28D18E" wp14:editId="7BFC05A8">
-            <wp:extent cx="5940425" cy="5448711"/>
+          <wp:inline distT="0" distB="0" distL="0" distR="0" wp14:anchorId="3297DDCB" wp14:editId="072485AC">
+            <wp:extent cx="5940425" cy="1333616"/>
             <wp:effectExtent l="0" t="0" r="3175" b="0"/>
-            <wp:docPr id="19" name="Рисунок 19"/>
+            <wp:docPr id="18" name="Рисунок 18"/>
             <wp:cNvGraphicFramePr>
               <a:graphicFrameLocks xmlns:a="http://schemas.openxmlformats.org/drawingml/2006/main" noChangeAspect="1"/>
             </wp:cNvGraphicFramePr>
@@ -1680,6 +2089,62 @@
                   <pic:spPr>
                     <a:xfrm>
                       <a:off x="0" y="0"/>
+                      <a:ext cx="5940425" cy="1333616"/>
+                    </a:xfrm>
+                    <a:prstGeom prst="rect">
+                      <a:avLst/>
+                    </a:prstGeom>
+                  </pic:spPr>
+                </pic:pic>
+              </a:graphicData>
+            </a:graphic>
+          </wp:inline>
+        </w:drawing>
+      </w:r>
+    </w:p>
+    <w:p>
+      <w:pPr>
+        <w:pStyle w:val="a3"/>
+        <w:jc w:val="center"/>
+      </w:pPr>
+      <w:r>
+        <w:t>Рис.18 Новая политика ограничения доступа</w:t>
+      </w:r>
+    </w:p>
+    <w:p>
+      <w:pPr>
+        <w:pStyle w:val="a3"/>
+        <w:jc w:val="center"/>
+      </w:pPr>
+      <w:r>
+        <w:rPr>
+          <w:noProof/>
+        </w:rPr>
+        <w:lastRenderedPageBreak/>
+        <w:drawing>
+          <wp:inline distT="0" distB="0" distL="0" distR="0" wp14:anchorId="1F28D18E" wp14:editId="7BFC05A8">
+            <wp:extent cx="5940425" cy="5448711"/>
+            <wp:effectExtent l="0" t="0" r="3175" b="0"/>
+            <wp:docPr id="19" name="Рисунок 19"/>
+            <wp:cNvGraphicFramePr>
+              <a:graphicFrameLocks xmlns:a="http://schemas.openxmlformats.org/drawingml/2006/main" noChangeAspect="1"/>
+            </wp:cNvGraphicFramePr>
+            <a:graphic xmlns:a="http://schemas.openxmlformats.org/drawingml/2006/main">
+              <a:graphicData uri="http://schemas.openxmlformats.org/drawingml/2006/picture">
+                <pic:pic xmlns:pic="http://schemas.openxmlformats.org/drawingml/2006/picture">
+                  <pic:nvPicPr>
+                    <pic:cNvPr id="0" name=""/>
+                    <pic:cNvPicPr/>
+                  </pic:nvPicPr>
+                  <pic:blipFill>
+                    <a:blip r:embed="rId23"/>
+                    <a:stretch>
+                      <a:fillRect/>
+                    </a:stretch>
+                  </pic:blipFill>
+                  <pic:spPr>
+                    <a:xfrm>
+                      <a:off x="0" y="0"/>
                       <a:ext cx="5940425" cy="5448711"/>
                     </a:xfrm>
                     <a:prstGeom prst="rect">
@@ -1709,8 +2174,8 @@
       </w:pPr>
     </w:p>
     <w:sectPr>
-      <w:headerReference w:type="default" r:id="rId23"/>
-      <w:footerReference w:type="default" r:id="rId24"/>
+      <w:headerReference w:type="default" r:id="rId24"/>
+      <w:footerReference w:type="default" r:id="rId25"/>
       <w:type w:val="continuous"/>
       <w:pgSz w:w="11910" w:h="16840"/>
       <w:pgMar w:top="567" w:right="992" w:bottom="709" w:left="992" w:header="993" w:footer="737" w:gutter="0"/>
@@ -1786,6 +2251,707 @@
     </w:pPr>
   </w:p>
 </w:hdr>
+</file>
+
+<file path=word/numbering.xml><?xml version="1.0" encoding="utf-8"?>
+<w:numbering xmlns:wpc="http://schemas.microsoft.com/office/word/2010/wordprocessingCanvas" xmlns:cx="http://schemas.microsoft.com/office/drawing/2014/chartex" xmlns:cx1="http://schemas.microsoft.com/office/drawing/2015/9/8/chartex" xmlns:cx2="http://schemas.microsoft.com/office/drawing/2015/10/21/chartex" xmlns:cx3="http://schemas.microsoft.com/office/drawing/2016/5/9/chartex" xmlns:cx4="http://schemas.microsoft.com/office/drawing/2016/5/10/chartex" xmlns:cx5="http://schemas.microsoft.com/office/drawing/2016/5/11/chartex" xmlns:cx6="http://schemas.microsoft.com/office/drawing/2016/5/12/chartex" xmlns:cx7="http://schemas.microsoft.com/office/drawing/2016/5/13/chartex" xmlns:cx8="http://schemas.microsoft.com/office/drawing/2016/5/14/chartex" xmlns:mc="http://schemas.openxmlformats.org/markup-compatibility/2006" xmlns:aink="http://schemas.microsoft.com/office/drawing/2016/ink" xmlns:am3d="http://schemas.microsoft.com/office/drawing/2017/model3d" xmlns:o="urn:schemas-microsoft-com:office:office" xmlns:oel="http://schemas.microsoft.com/office/2019/extlst" xmlns:r="http://schemas.openxmlformats.org/officeDocument/2006/relationships" xmlns:m="http://schemas.openxmlformats.org/officeDocument/2006/math" xmlns:v="urn:schemas-microsoft-com:vml" xmlns:wp14="http://schemas.microsoft.com/office/word/2010/wordprocessingDrawing" xmlns:wp="http://schemas.openxmlformats.org/drawingml/2006/wordprocessingDrawing" xmlns:w10="urn:schemas-microsoft-com:office:word" xmlns:w="http://schemas.openxmlformats.org/wordprocessingml/2006/main" xmlns:w14="http://schemas.microsoft.com/office/word/2010/wordml" xmlns:w15="http://schemas.microsoft.com/office/word/2012/wordml" xmlns:w16cex="http://schemas.microsoft.com/office/word/2018/wordml/cex" xmlns:w16cid="http://schemas.microsoft.com/office/word/2016/wordml/cid" xmlns:w16="http://schemas.microsoft.com/office/word/2018/wordml" xmlns:w16du="http://schemas.microsoft.com/office/word/2023/wordml/word16du" xmlns:w16sdtdh="http://schemas.microsoft.com/office/word/2020/wordml/sdtdatahash" xmlns:w16sdtfl="http://schemas.microsoft.com/office/word/2024/wordml/sdtformatlock" xmlns:w16se="http://schemas.microsoft.com/office/word/2015/wordml/symex" xmlns:wpg="http://schemas.microsoft.com/office/word/2010/wordprocessingGroup" xmlns:wpi="http://schemas.microsoft.com/office/word/2010/wordprocessingInk" xmlns:wne="http://schemas.microsoft.com/office/word/2006/wordml" xmlns:wps="http://schemas.microsoft.com/office/word/2010/wordprocessingShape" mc:Ignorable="w14 w15 w16se w16cid w16 w16cex w16sdtdh w16sdtfl w16du wp14">
+  <w:abstractNum w:abstractNumId="0" w15:restartNumberingAfterBreak="0">
+    <w:nsid w:val="0A9C466E"/>
+    <w:multiLevelType w:val="hybridMultilevel"/>
+    <w:tmpl w:val="3CEA55EA"/>
+    <w:lvl w:ilvl="0" w:tplc="04190001">
+      <w:start w:val="1"/>
+      <w:numFmt w:val="bullet"/>
+      <w:lvlText w:val=""/>
+      <w:lvlJc w:val="left"/>
+      <w:pPr>
+        <w:ind w:left="720" w:hanging="360"/>
+      </w:pPr>
+      <w:rPr>
+        <w:rFonts w:ascii="Symbol" w:hAnsi="Symbol" w:hint="default"/>
+      </w:rPr>
+    </w:lvl>
+    <w:lvl w:ilvl="1" w:tplc="04190003" w:tentative="1">
+      <w:start w:val="1"/>
+      <w:numFmt w:val="bullet"/>
+      <w:lvlText w:val="o"/>
+      <w:lvlJc w:val="left"/>
+      <w:pPr>
+        <w:ind w:left="1440" w:hanging="360"/>
+      </w:pPr>
+      <w:rPr>
+        <w:rFonts w:ascii="Courier New" w:hAnsi="Courier New" w:cs="Courier New" w:hint="default"/>
+      </w:rPr>
+    </w:lvl>
+    <w:lvl w:ilvl="2" w:tplc="04190005" w:tentative="1">
+      <w:start w:val="1"/>
+      <w:numFmt w:val="bullet"/>
+      <w:lvlText w:val=""/>
+      <w:lvlJc w:val="left"/>
+      <w:pPr>
+        <w:ind w:left="2160" w:hanging="360"/>
+      </w:pPr>
+      <w:rPr>
+        <w:rFonts w:ascii="Wingdings" w:hAnsi="Wingdings" w:hint="default"/>
+      </w:rPr>
+    </w:lvl>
+    <w:lvl w:ilvl="3" w:tplc="04190001" w:tentative="1">
+      <w:start w:val="1"/>
+      <w:numFmt w:val="bullet"/>
+      <w:lvlText w:val=""/>
+      <w:lvlJc w:val="left"/>
+      <w:pPr>
+        <w:ind w:left="2880" w:hanging="360"/>
+      </w:pPr>
+      <w:rPr>
+        <w:rFonts w:ascii="Symbol" w:hAnsi="Symbol" w:hint="default"/>
+      </w:rPr>
+    </w:lvl>
+    <w:lvl w:ilvl="4" w:tplc="04190003" w:tentative="1">
+      <w:start w:val="1"/>
+      <w:numFmt w:val="bullet"/>
+      <w:lvlText w:val="o"/>
+      <w:lvlJc w:val="left"/>
+      <w:pPr>
+        <w:ind w:left="3600" w:hanging="360"/>
+      </w:pPr>
+      <w:rPr>
+        <w:rFonts w:ascii="Courier New" w:hAnsi="Courier New" w:cs="Courier New" w:hint="default"/>
+      </w:rPr>
+    </w:lvl>
+    <w:lvl w:ilvl="5" w:tplc="04190005" w:tentative="1">
+      <w:start w:val="1"/>
+      <w:numFmt w:val="bullet"/>
+      <w:lvlText w:val=""/>
+      <w:lvlJc w:val="left"/>
+      <w:pPr>
+        <w:ind w:left="4320" w:hanging="360"/>
+      </w:pPr>
+      <w:rPr>
+        <w:rFonts w:ascii="Wingdings" w:hAnsi="Wingdings" w:hint="default"/>
+      </w:rPr>
+    </w:lvl>
+    <w:lvl w:ilvl="6" w:tplc="04190001" w:tentative="1">
+      <w:start w:val="1"/>
+      <w:numFmt w:val="bullet"/>
+      <w:lvlText w:val=""/>
+      <w:lvlJc w:val="left"/>
+      <w:pPr>
+        <w:ind w:left="5040" w:hanging="360"/>
+      </w:pPr>
+      <w:rPr>
+        <w:rFonts w:ascii="Symbol" w:hAnsi="Symbol" w:hint="default"/>
+      </w:rPr>
+    </w:lvl>
+    <w:lvl w:ilvl="7" w:tplc="04190003" w:tentative="1">
+      <w:start w:val="1"/>
+      <w:numFmt w:val="bullet"/>
+      <w:lvlText w:val="o"/>
+      <w:lvlJc w:val="left"/>
+      <w:pPr>
+        <w:ind w:left="5760" w:hanging="360"/>
+      </w:pPr>
+      <w:rPr>
+        <w:rFonts w:ascii="Courier New" w:hAnsi="Courier New" w:cs="Courier New" w:hint="default"/>
+      </w:rPr>
+    </w:lvl>
+    <w:lvl w:ilvl="8" w:tplc="04190005" w:tentative="1">
+      <w:start w:val="1"/>
+      <w:numFmt w:val="bullet"/>
+      <w:lvlText w:val=""/>
+      <w:lvlJc w:val="left"/>
+      <w:pPr>
+        <w:ind w:left="6480" w:hanging="360"/>
+      </w:pPr>
+      <w:rPr>
+        <w:rFonts w:ascii="Wingdings" w:hAnsi="Wingdings" w:hint="default"/>
+      </w:rPr>
+    </w:lvl>
+  </w:abstractNum>
+  <w:abstractNum w:abstractNumId="1" w15:restartNumberingAfterBreak="0">
+    <w:nsid w:val="1F232FDE"/>
+    <w:multiLevelType w:val="hybridMultilevel"/>
+    <w:tmpl w:val="3482CC42"/>
+    <w:lvl w:ilvl="0" w:tplc="04190001">
+      <w:start w:val="1"/>
+      <w:numFmt w:val="bullet"/>
+      <w:lvlText w:val=""/>
+      <w:lvlJc w:val="left"/>
+      <w:pPr>
+        <w:ind w:left="720" w:hanging="360"/>
+      </w:pPr>
+      <w:rPr>
+        <w:rFonts w:ascii="Symbol" w:hAnsi="Symbol" w:hint="default"/>
+      </w:rPr>
+    </w:lvl>
+    <w:lvl w:ilvl="1" w:tplc="04190003" w:tentative="1">
+      <w:start w:val="1"/>
+      <w:numFmt w:val="bullet"/>
+      <w:lvlText w:val="o"/>
+      <w:lvlJc w:val="left"/>
+      <w:pPr>
+        <w:ind w:left="1440" w:hanging="360"/>
+      </w:pPr>
+      <w:rPr>
+        <w:rFonts w:ascii="Courier New" w:hAnsi="Courier New" w:cs="Courier New" w:hint="default"/>
+      </w:rPr>
+    </w:lvl>
+    <w:lvl w:ilvl="2" w:tplc="04190005" w:tentative="1">
+      <w:start w:val="1"/>
+      <w:numFmt w:val="bullet"/>
+      <w:lvlText w:val=""/>
+      <w:lvlJc w:val="left"/>
+      <w:pPr>
+        <w:ind w:left="2160" w:hanging="360"/>
+      </w:pPr>
+      <w:rPr>
+        <w:rFonts w:ascii="Wingdings" w:hAnsi="Wingdings" w:hint="default"/>
+      </w:rPr>
+    </w:lvl>
+    <w:lvl w:ilvl="3" w:tplc="04190001" w:tentative="1">
+      <w:start w:val="1"/>
+      <w:numFmt w:val="bullet"/>
+      <w:lvlText w:val=""/>
+      <w:lvlJc w:val="left"/>
+      <w:pPr>
+        <w:ind w:left="2880" w:hanging="360"/>
+      </w:pPr>
+      <w:rPr>
+        <w:rFonts w:ascii="Symbol" w:hAnsi="Symbol" w:hint="default"/>
+      </w:rPr>
+    </w:lvl>
+    <w:lvl w:ilvl="4" w:tplc="04190003" w:tentative="1">
+      <w:start w:val="1"/>
+      <w:numFmt w:val="bullet"/>
+      <w:lvlText w:val="o"/>
+      <w:lvlJc w:val="left"/>
+      <w:pPr>
+        <w:ind w:left="3600" w:hanging="360"/>
+      </w:pPr>
+      <w:rPr>
+        <w:rFonts w:ascii="Courier New" w:hAnsi="Courier New" w:cs="Courier New" w:hint="default"/>
+      </w:rPr>
+    </w:lvl>
+    <w:lvl w:ilvl="5" w:tplc="04190005" w:tentative="1">
+      <w:start w:val="1"/>
+      <w:numFmt w:val="bullet"/>
+      <w:lvlText w:val=""/>
+      <w:lvlJc w:val="left"/>
+      <w:pPr>
+        <w:ind w:left="4320" w:hanging="360"/>
+      </w:pPr>
+      <w:rPr>
+        <w:rFonts w:ascii="Wingdings" w:hAnsi="Wingdings" w:hint="default"/>
+      </w:rPr>
+    </w:lvl>
+    <w:lvl w:ilvl="6" w:tplc="04190001" w:tentative="1">
+      <w:start w:val="1"/>
+      <w:numFmt w:val="bullet"/>
+      <w:lvlText w:val=""/>
+      <w:lvlJc w:val="left"/>
+      <w:pPr>
+        <w:ind w:left="5040" w:hanging="360"/>
+      </w:pPr>
+      <w:rPr>
+        <w:rFonts w:ascii="Symbol" w:hAnsi="Symbol" w:hint="default"/>
+      </w:rPr>
+    </w:lvl>
+    <w:lvl w:ilvl="7" w:tplc="04190003" w:tentative="1">
+      <w:start w:val="1"/>
+      <w:numFmt w:val="bullet"/>
+      <w:lvlText w:val="o"/>
+      <w:lvlJc w:val="left"/>
+      <w:pPr>
+        <w:ind w:left="5760" w:hanging="360"/>
+      </w:pPr>
+      <w:rPr>
+        <w:rFonts w:ascii="Courier New" w:hAnsi="Courier New" w:cs="Courier New" w:hint="default"/>
+      </w:rPr>
+    </w:lvl>
+    <w:lvl w:ilvl="8" w:tplc="04190005" w:tentative="1">
+      <w:start w:val="1"/>
+      <w:numFmt w:val="bullet"/>
+      <w:lvlText w:val=""/>
+      <w:lvlJc w:val="left"/>
+      <w:pPr>
+        <w:ind w:left="6480" w:hanging="360"/>
+      </w:pPr>
+      <w:rPr>
+        <w:rFonts w:ascii="Wingdings" w:hAnsi="Wingdings" w:hint="default"/>
+      </w:rPr>
+    </w:lvl>
+  </w:abstractNum>
+  <w:abstractNum w:abstractNumId="2" w15:restartNumberingAfterBreak="0">
+    <w:nsid w:val="23176DCE"/>
+    <w:multiLevelType w:val="hybridMultilevel"/>
+    <w:tmpl w:val="AB742148"/>
+    <w:lvl w:ilvl="0" w:tplc="04190001">
+      <w:start w:val="1"/>
+      <w:numFmt w:val="bullet"/>
+      <w:lvlText w:val=""/>
+      <w:lvlJc w:val="left"/>
+      <w:pPr>
+        <w:ind w:left="720" w:hanging="360"/>
+      </w:pPr>
+      <w:rPr>
+        <w:rFonts w:ascii="Symbol" w:hAnsi="Symbol" w:hint="default"/>
+      </w:rPr>
+    </w:lvl>
+    <w:lvl w:ilvl="1" w:tplc="04190003" w:tentative="1">
+      <w:start w:val="1"/>
+      <w:numFmt w:val="bullet"/>
+      <w:lvlText w:val="o"/>
+      <w:lvlJc w:val="left"/>
+      <w:pPr>
+        <w:ind w:left="1440" w:hanging="360"/>
+      </w:pPr>
+      <w:rPr>
+        <w:rFonts w:ascii="Courier New" w:hAnsi="Courier New" w:cs="Courier New" w:hint="default"/>
+      </w:rPr>
+    </w:lvl>
+    <w:lvl w:ilvl="2" w:tplc="04190005" w:tentative="1">
+      <w:start w:val="1"/>
+      <w:numFmt w:val="bullet"/>
+      <w:lvlText w:val=""/>
+      <w:lvlJc w:val="left"/>
+      <w:pPr>
+        <w:ind w:left="2160" w:hanging="360"/>
+      </w:pPr>
+      <w:rPr>
+        <w:rFonts w:ascii="Wingdings" w:hAnsi="Wingdings" w:hint="default"/>
+      </w:rPr>
+    </w:lvl>
+    <w:lvl w:ilvl="3" w:tplc="04190001" w:tentative="1">
+      <w:start w:val="1"/>
+      <w:numFmt w:val="bullet"/>
+      <w:lvlText w:val=""/>
+      <w:lvlJc w:val="left"/>
+      <w:pPr>
+        <w:ind w:left="2880" w:hanging="360"/>
+      </w:pPr>
+      <w:rPr>
+        <w:rFonts w:ascii="Symbol" w:hAnsi="Symbol" w:hint="default"/>
+      </w:rPr>
+    </w:lvl>
+    <w:lvl w:ilvl="4" w:tplc="04190003" w:tentative="1">
+      <w:start w:val="1"/>
+      <w:numFmt w:val="bullet"/>
+      <w:lvlText w:val="o"/>
+      <w:lvlJc w:val="left"/>
+      <w:pPr>
+        <w:ind w:left="3600" w:hanging="360"/>
+      </w:pPr>
+      <w:rPr>
+        <w:rFonts w:ascii="Courier New" w:hAnsi="Courier New" w:cs="Courier New" w:hint="default"/>
+      </w:rPr>
+    </w:lvl>
+    <w:lvl w:ilvl="5" w:tplc="04190005" w:tentative="1">
+      <w:start w:val="1"/>
+      <w:numFmt w:val="bullet"/>
+      <w:lvlText w:val=""/>
+      <w:lvlJc w:val="left"/>
+      <w:pPr>
+        <w:ind w:left="4320" w:hanging="360"/>
+      </w:pPr>
+      <w:rPr>
+        <w:rFonts w:ascii="Wingdings" w:hAnsi="Wingdings" w:hint="default"/>
+      </w:rPr>
+    </w:lvl>
+    <w:lvl w:ilvl="6" w:tplc="04190001" w:tentative="1">
+      <w:start w:val="1"/>
+      <w:numFmt w:val="bullet"/>
+      <w:lvlText w:val=""/>
+      <w:lvlJc w:val="left"/>
+      <w:pPr>
+        <w:ind w:left="5040" w:hanging="360"/>
+      </w:pPr>
+      <w:rPr>
+        <w:rFonts w:ascii="Symbol" w:hAnsi="Symbol" w:hint="default"/>
+      </w:rPr>
+    </w:lvl>
+    <w:lvl w:ilvl="7" w:tplc="04190003" w:tentative="1">
+      <w:start w:val="1"/>
+      <w:numFmt w:val="bullet"/>
+      <w:lvlText w:val="o"/>
+      <w:lvlJc w:val="left"/>
+      <w:pPr>
+        <w:ind w:left="5760" w:hanging="360"/>
+      </w:pPr>
+      <w:rPr>
+        <w:rFonts w:ascii="Courier New" w:hAnsi="Courier New" w:cs="Courier New" w:hint="default"/>
+      </w:rPr>
+    </w:lvl>
+    <w:lvl w:ilvl="8" w:tplc="04190005" w:tentative="1">
+      <w:start w:val="1"/>
+      <w:numFmt w:val="bullet"/>
+      <w:lvlText w:val=""/>
+      <w:lvlJc w:val="left"/>
+      <w:pPr>
+        <w:ind w:left="6480" w:hanging="360"/>
+      </w:pPr>
+      <w:rPr>
+        <w:rFonts w:ascii="Wingdings" w:hAnsi="Wingdings" w:hint="default"/>
+      </w:rPr>
+    </w:lvl>
+  </w:abstractNum>
+  <w:abstractNum w:abstractNumId="3" w15:restartNumberingAfterBreak="0">
+    <w:nsid w:val="43FC5E28"/>
+    <w:multiLevelType w:val="hybridMultilevel"/>
+    <w:tmpl w:val="CE5E7478"/>
+    <w:lvl w:ilvl="0" w:tplc="04190001">
+      <w:start w:val="1"/>
+      <w:numFmt w:val="bullet"/>
+      <w:lvlText w:val=""/>
+      <w:lvlJc w:val="left"/>
+      <w:pPr>
+        <w:ind w:left="720" w:hanging="360"/>
+      </w:pPr>
+      <w:rPr>
+        <w:rFonts w:ascii="Symbol" w:hAnsi="Symbol" w:hint="default"/>
+      </w:rPr>
+    </w:lvl>
+    <w:lvl w:ilvl="1" w:tplc="04190003" w:tentative="1">
+      <w:start w:val="1"/>
+      <w:numFmt w:val="bullet"/>
+      <w:lvlText w:val="o"/>
+      <w:lvlJc w:val="left"/>
+      <w:pPr>
+        <w:ind w:left="1440" w:hanging="360"/>
+      </w:pPr>
+      <w:rPr>
+        <w:rFonts w:ascii="Courier New" w:hAnsi="Courier New" w:cs="Courier New" w:hint="default"/>
+      </w:rPr>
+    </w:lvl>
+    <w:lvl w:ilvl="2" w:tplc="04190005" w:tentative="1">
+      <w:start w:val="1"/>
+      <w:numFmt w:val="bullet"/>
+      <w:lvlText w:val=""/>
+      <w:lvlJc w:val="left"/>
+      <w:pPr>
+        <w:ind w:left="2160" w:hanging="360"/>
+      </w:pPr>
+      <w:rPr>
+        <w:rFonts w:ascii="Wingdings" w:hAnsi="Wingdings" w:hint="default"/>
+      </w:rPr>
+    </w:lvl>
+    <w:lvl w:ilvl="3" w:tplc="04190001" w:tentative="1">
+      <w:start w:val="1"/>
+      <w:numFmt w:val="bullet"/>
+      <w:lvlText w:val=""/>
+      <w:lvlJc w:val="left"/>
+      <w:pPr>
+        <w:ind w:left="2880" w:hanging="360"/>
+      </w:pPr>
+      <w:rPr>
+        <w:rFonts w:ascii="Symbol" w:hAnsi="Symbol" w:hint="default"/>
+      </w:rPr>
+    </w:lvl>
+    <w:lvl w:ilvl="4" w:tplc="04190003" w:tentative="1">
+      <w:start w:val="1"/>
+      <w:numFmt w:val="bullet"/>
+      <w:lvlText w:val="o"/>
+      <w:lvlJc w:val="left"/>
+      <w:pPr>
+        <w:ind w:left="3600" w:hanging="360"/>
+      </w:pPr>
+      <w:rPr>
+        <w:rFonts w:ascii="Courier New" w:hAnsi="Courier New" w:cs="Courier New" w:hint="default"/>
+      </w:rPr>
+    </w:lvl>
+    <w:lvl w:ilvl="5" w:tplc="04190005" w:tentative="1">
+      <w:start w:val="1"/>
+      <w:numFmt w:val="bullet"/>
+      <w:lvlText w:val=""/>
+      <w:lvlJc w:val="left"/>
+      <w:pPr>
+        <w:ind w:left="4320" w:hanging="360"/>
+      </w:pPr>
+      <w:rPr>
+        <w:rFonts w:ascii="Wingdings" w:hAnsi="Wingdings" w:hint="default"/>
+      </w:rPr>
+    </w:lvl>
+    <w:lvl w:ilvl="6" w:tplc="04190001" w:tentative="1">
+      <w:start w:val="1"/>
+      <w:numFmt w:val="bullet"/>
+      <w:lvlText w:val=""/>
+      <w:lvlJc w:val="left"/>
+      <w:pPr>
+        <w:ind w:left="5040" w:hanging="360"/>
+      </w:pPr>
+      <w:rPr>
+        <w:rFonts w:ascii="Symbol" w:hAnsi="Symbol" w:hint="default"/>
+      </w:rPr>
+    </w:lvl>
+    <w:lvl w:ilvl="7" w:tplc="04190003" w:tentative="1">
+      <w:start w:val="1"/>
+      <w:numFmt w:val="bullet"/>
+      <w:lvlText w:val="o"/>
+      <w:lvlJc w:val="left"/>
+      <w:pPr>
+        <w:ind w:left="5760" w:hanging="360"/>
+      </w:pPr>
+      <w:rPr>
+        <w:rFonts w:ascii="Courier New" w:hAnsi="Courier New" w:cs="Courier New" w:hint="default"/>
+      </w:rPr>
+    </w:lvl>
+    <w:lvl w:ilvl="8" w:tplc="04190005" w:tentative="1">
+      <w:start w:val="1"/>
+      <w:numFmt w:val="bullet"/>
+      <w:lvlText w:val=""/>
+      <w:lvlJc w:val="left"/>
+      <w:pPr>
+        <w:ind w:left="6480" w:hanging="360"/>
+      </w:pPr>
+      <w:rPr>
+        <w:rFonts w:ascii="Wingdings" w:hAnsi="Wingdings" w:hint="default"/>
+      </w:rPr>
+    </w:lvl>
+  </w:abstractNum>
+  <w:abstractNum w:abstractNumId="4" w15:restartNumberingAfterBreak="0">
+    <w:nsid w:val="48DE1FED"/>
+    <w:multiLevelType w:val="hybridMultilevel"/>
+    <w:tmpl w:val="FED61280"/>
+    <w:lvl w:ilvl="0" w:tplc="04190001">
+      <w:start w:val="1"/>
+      <w:numFmt w:val="bullet"/>
+      <w:lvlText w:val=""/>
+      <w:lvlJc w:val="left"/>
+      <w:pPr>
+        <w:ind w:left="720" w:hanging="360"/>
+      </w:pPr>
+      <w:rPr>
+        <w:rFonts w:ascii="Symbol" w:hAnsi="Symbol" w:hint="default"/>
+      </w:rPr>
+    </w:lvl>
+    <w:lvl w:ilvl="1" w:tplc="04190003" w:tentative="1">
+      <w:start w:val="1"/>
+      <w:numFmt w:val="bullet"/>
+      <w:lvlText w:val="o"/>
+      <w:lvlJc w:val="left"/>
+      <w:pPr>
+        <w:ind w:left="1440" w:hanging="360"/>
+      </w:pPr>
+      <w:rPr>
+        <w:rFonts w:ascii="Courier New" w:hAnsi="Courier New" w:cs="Courier New" w:hint="default"/>
+      </w:rPr>
+    </w:lvl>
+    <w:lvl w:ilvl="2" w:tplc="04190005" w:tentative="1">
+      <w:start w:val="1"/>
+      <w:numFmt w:val="bullet"/>
+      <w:lvlText w:val=""/>
+      <w:lvlJc w:val="left"/>
+      <w:pPr>
+        <w:ind w:left="2160" w:hanging="360"/>
+      </w:pPr>
+      <w:rPr>
+        <w:rFonts w:ascii="Wingdings" w:hAnsi="Wingdings" w:hint="default"/>
+      </w:rPr>
+    </w:lvl>
+    <w:lvl w:ilvl="3" w:tplc="04190001" w:tentative="1">
+      <w:start w:val="1"/>
+      <w:numFmt w:val="bullet"/>
+      <w:lvlText w:val=""/>
+      <w:lvlJc w:val="left"/>
+      <w:pPr>
+        <w:ind w:left="2880" w:hanging="360"/>
+      </w:pPr>
+      <w:rPr>
+        <w:rFonts w:ascii="Symbol" w:hAnsi="Symbol" w:hint="default"/>
+      </w:rPr>
+    </w:lvl>
+    <w:lvl w:ilvl="4" w:tplc="04190003" w:tentative="1">
+      <w:start w:val="1"/>
+      <w:numFmt w:val="bullet"/>
+      <w:lvlText w:val="o"/>
+      <w:lvlJc w:val="left"/>
+      <w:pPr>
+        <w:ind w:left="3600" w:hanging="360"/>
+      </w:pPr>
+      <w:rPr>
+        <w:rFonts w:ascii="Courier New" w:hAnsi="Courier New" w:cs="Courier New" w:hint="default"/>
+      </w:rPr>
+    </w:lvl>
+    <w:lvl w:ilvl="5" w:tplc="04190005" w:tentative="1">
+      <w:start w:val="1"/>
+      <w:numFmt w:val="bullet"/>
+      <w:lvlText w:val=""/>
+      <w:lvlJc w:val="left"/>
+      <w:pPr>
+        <w:ind w:left="4320" w:hanging="360"/>
+      </w:pPr>
+      <w:rPr>
+        <w:rFonts w:ascii="Wingdings" w:hAnsi="Wingdings" w:hint="default"/>
+      </w:rPr>
+    </w:lvl>
+    <w:lvl w:ilvl="6" w:tplc="04190001" w:tentative="1">
+      <w:start w:val="1"/>
+      <w:numFmt w:val="bullet"/>
+      <w:lvlText w:val=""/>
+      <w:lvlJc w:val="left"/>
+      <w:pPr>
+        <w:ind w:left="5040" w:hanging="360"/>
+      </w:pPr>
+      <w:rPr>
+        <w:rFonts w:ascii="Symbol" w:hAnsi="Symbol" w:hint="default"/>
+      </w:rPr>
+    </w:lvl>
+    <w:lvl w:ilvl="7" w:tplc="04190003" w:tentative="1">
+      <w:start w:val="1"/>
+      <w:numFmt w:val="bullet"/>
+      <w:lvlText w:val="o"/>
+      <w:lvlJc w:val="left"/>
+      <w:pPr>
+        <w:ind w:left="5760" w:hanging="360"/>
+      </w:pPr>
+      <w:rPr>
+        <w:rFonts w:ascii="Courier New" w:hAnsi="Courier New" w:cs="Courier New" w:hint="default"/>
+      </w:rPr>
+    </w:lvl>
+    <w:lvl w:ilvl="8" w:tplc="04190005" w:tentative="1">
+      <w:start w:val="1"/>
+      <w:numFmt w:val="bullet"/>
+      <w:lvlText w:val=""/>
+      <w:lvlJc w:val="left"/>
+      <w:pPr>
+        <w:ind w:left="6480" w:hanging="360"/>
+      </w:pPr>
+      <w:rPr>
+        <w:rFonts w:ascii="Wingdings" w:hAnsi="Wingdings" w:hint="default"/>
+      </w:rPr>
+    </w:lvl>
+  </w:abstractNum>
+  <w:abstractNum w:abstractNumId="5" w15:restartNumberingAfterBreak="0">
+    <w:nsid w:val="7C910C14"/>
+    <w:multiLevelType w:val="hybridMultilevel"/>
+    <w:tmpl w:val="3F167994"/>
+    <w:lvl w:ilvl="0" w:tplc="04190001">
+      <w:start w:val="1"/>
+      <w:numFmt w:val="bullet"/>
+      <w:lvlText w:val=""/>
+      <w:lvlJc w:val="left"/>
+      <w:pPr>
+        <w:ind w:left="720" w:hanging="360"/>
+      </w:pPr>
+      <w:rPr>
+        <w:rFonts w:ascii="Symbol" w:hAnsi="Symbol" w:hint="default"/>
+      </w:rPr>
+    </w:lvl>
+    <w:lvl w:ilvl="1" w:tplc="04190003" w:tentative="1">
+      <w:start w:val="1"/>
+      <w:numFmt w:val="bullet"/>
+      <w:lvlText w:val="o"/>
+      <w:lvlJc w:val="left"/>
+      <w:pPr>
+        <w:ind w:left="1440" w:hanging="360"/>
+      </w:pPr>
+      <w:rPr>
+        <w:rFonts w:ascii="Courier New" w:hAnsi="Courier New" w:cs="Courier New" w:hint="default"/>
+      </w:rPr>
+    </w:lvl>
+    <w:lvl w:ilvl="2" w:tplc="04190005" w:tentative="1">
+      <w:start w:val="1"/>
+      <w:numFmt w:val="bullet"/>
+      <w:lvlText w:val=""/>
+      <w:lvlJc w:val="left"/>
+      <w:pPr>
+        <w:ind w:left="2160" w:hanging="360"/>
+      </w:pPr>
+      <w:rPr>
+        <w:rFonts w:ascii="Wingdings" w:hAnsi="Wingdings" w:hint="default"/>
+      </w:rPr>
+    </w:lvl>
+    <w:lvl w:ilvl="3" w:tplc="04190001" w:tentative="1">
+      <w:start w:val="1"/>
+      <w:numFmt w:val="bullet"/>
+      <w:lvlText w:val=""/>
+      <w:lvlJc w:val="left"/>
+      <w:pPr>
+        <w:ind w:left="2880" w:hanging="360"/>
+      </w:pPr>
+      <w:rPr>
+        <w:rFonts w:ascii="Symbol" w:hAnsi="Symbol" w:hint="default"/>
+      </w:rPr>
+    </w:lvl>
+    <w:lvl w:ilvl="4" w:tplc="04190003" w:tentative="1">
+      <w:start w:val="1"/>
+      <w:numFmt w:val="bullet"/>
+      <w:lvlText w:val="o"/>
+      <w:lvlJc w:val="left"/>
+      <w:pPr>
+        <w:ind w:left="3600" w:hanging="360"/>
+      </w:pPr>
+      <w:rPr>
+        <w:rFonts w:ascii="Courier New" w:hAnsi="Courier New" w:cs="Courier New" w:hint="default"/>
+      </w:rPr>
+    </w:lvl>
+    <w:lvl w:ilvl="5" w:tplc="04190005" w:tentative="1">
+      <w:start w:val="1"/>
+      <w:numFmt w:val="bullet"/>
+      <w:lvlText w:val=""/>
+      <w:lvlJc w:val="left"/>
+      <w:pPr>
+        <w:ind w:left="4320" w:hanging="360"/>
+      </w:pPr>
+      <w:rPr>
+        <w:rFonts w:ascii="Wingdings" w:hAnsi="Wingdings" w:hint="default"/>
+      </w:rPr>
+    </w:lvl>
+    <w:lvl w:ilvl="6" w:tplc="04190001" w:tentative="1">
+      <w:start w:val="1"/>
+      <w:numFmt w:val="bullet"/>
+      <w:lvlText w:val=""/>
+      <w:lvlJc w:val="left"/>
+      <w:pPr>
+        <w:ind w:left="5040" w:hanging="360"/>
+      </w:pPr>
+      <w:rPr>
+        <w:rFonts w:ascii="Symbol" w:hAnsi="Symbol" w:hint="default"/>
+      </w:rPr>
+    </w:lvl>
+    <w:lvl w:ilvl="7" w:tplc="04190003" w:tentative="1">
+      <w:start w:val="1"/>
+      <w:numFmt w:val="bullet"/>
+      <w:lvlText w:val="o"/>
+      <w:lvlJc w:val="left"/>
+      <w:pPr>
+        <w:ind w:left="5760" w:hanging="360"/>
+      </w:pPr>
+      <w:rPr>
+        <w:rFonts w:ascii="Courier New" w:hAnsi="Courier New" w:cs="Courier New" w:hint="default"/>
+      </w:rPr>
+    </w:lvl>
+    <w:lvl w:ilvl="8" w:tplc="04190005" w:tentative="1">
+      <w:start w:val="1"/>
+      <w:numFmt w:val="bullet"/>
+      <w:lvlText w:val=""/>
+      <w:lvlJc w:val="left"/>
+      <w:pPr>
+        <w:ind w:left="6480" w:hanging="360"/>
+      </w:pPr>
+      <w:rPr>
+        <w:rFonts w:ascii="Wingdings" w:hAnsi="Wingdings" w:hint="default"/>
+      </w:rPr>
+    </w:lvl>
+  </w:abstractNum>
+  <w:num w:numId="1" w16cid:durableId="1056276158">
+    <w:abstractNumId w:val="1"/>
+  </w:num>
+  <w:num w:numId="2" w16cid:durableId="1034813541">
+    <w:abstractNumId w:val="4"/>
+  </w:num>
+  <w:num w:numId="3" w16cid:durableId="1369066608">
+    <w:abstractNumId w:val="2"/>
+  </w:num>
+  <w:num w:numId="4" w16cid:durableId="691685322">
+    <w:abstractNumId w:val="3"/>
+  </w:num>
+  <w:num w:numId="5" w16cid:durableId="1355352203">
+    <w:abstractNumId w:val="5"/>
+  </w:num>
+  <w:num w:numId="6" w16cid:durableId="403140235">
+    <w:abstractNumId w:val="0"/>
+  </w:num>
+</w:numbering>
 </file>
 
 <file path=word/styles.xml><?xml version="1.0" encoding="utf-8"?>
@@ -2212,6 +3378,7 @@
   <w:style w:type="character" w:default="1" w:styleId="a0">
     <w:name w:val="Default Paragraph Font"/>
     <w:uiPriority w:val="1"/>
+    <w:semiHidden/>
     <w:unhideWhenUsed/>
   </w:style>
   <w:style w:type="table" w:default="1" w:styleId="a1">
